--- a/設計文件/補充設計決策.docx
+++ b/設計文件/補充設計決策.docx
@@ -11100,6 +11100,184 @@
       </w:r>
     </w:p>
     <w:p/>
+    <w:p>
+      <w:pPr>
+        <w:pStyle w:val="1"/>
+      </w:pPr>
+      <w:r>
+        <w:t>十、條件選項系統（Conditional Options）</w:t>
+      </w:r>
+    </w:p>
+    <w:p>
+      <w:pPr>
+        <w:pStyle w:val="2"/>
+      </w:pPr>
+      <w:r>
+        <w:t>10-0 概述</w:t>
+      </w:r>
+    </w:p>
+    <w:p>
+      <w:pPr/>
+      <w:r>
+        <w:t>部分牌卡在特定數值條件下，玩家應面對程度更深、更極端的選擇。條件選項系統允許同一方向的選項在滿足條件時自動替換為條件版本。</w:t>
+      </w:r>
+    </w:p>
+    <w:p>
+      <w:pPr>
+        <w:pStyle w:val="2"/>
+      </w:pPr>
+      <w:r>
+        <w:t>10-1 設計動機</w:t>
+      </w:r>
+    </w:p>
+    <w:p>
+      <w:pPr/>
+      <w:r>
+        <w:t>隨著遊戲進行，玩家的裏生命值、靈魂毒素等數值可能達到極端狀態。若仍顯示與初始相同的選項，會失去敘事張力。條件選項讓牌卡在極端情況下提供「程度更深」的選擇，強化沉浸感與後果重量。</w:t>
+      </w:r>
+    </w:p>
+    <w:p>
+      <w:pPr>
+        <w:pStyle w:val="2"/>
+      </w:pPr>
+      <w:r>
+        <w:t>10-2 Excel 填寫格式</w:t>
+      </w:r>
+    </w:p>
+    <w:p>
+      <w:pPr/>
+      <w:r>
+        <w:t>在「卡牌資料.xlsx」的「條件」欄填入條件字串。</w:t>
+      </w:r>
+    </w:p>
+    <w:p>
+      <w:pPr/>
+      <w:r>
+        <w:t>空白條件 = 基本選項；有值 = 條件選項。</w:t>
+      </w:r>
+    </w:p>
+    <w:p>
+      <w:pPr/>
+      <w:r>
+        <w:t>條件格式：Key 運算子 數值，多條件用 &amp; 連接（AND 邏輯）。</w:t>
+      </w:r>
+    </w:p>
+    <w:p>
+      <w:pPr/>
+      <w:r>
+        <w:t>範例：Vitality&gt;30　/　Vitality&gt;30&amp;Entropy&gt;=80</w:t>
+      </w:r>
+    </w:p>
+    <w:p>
+      <w:pPr>
+        <w:pStyle w:val="2"/>
+      </w:pPr>
+      <w:r>
+        <w:t>10-3 支援的條件 Key</w:t>
+      </w:r>
+    </w:p>
+    <w:p>
+      <w:pPr/>
+      <w:r>
+        <w:t>Core 數值：Vitality / Stability / Drive / Logic / Emotion</w:t>
+      </w:r>
+    </w:p>
+    <w:p>
+      <w:pPr/>
+      <w:r>
+        <w:t>靈魂毒素：Entropy / Hypocrisy / Ruthlessness</w:t>
+      </w:r>
+    </w:p>
+    <w:p>
+      <w:pPr/>
+      <w:r>
+        <w:t>表層數值：Reputation / Money</w:t>
+      </w:r>
+    </w:p>
+    <w:p>
+      <w:pPr/>
+      <w:r>
+        <w:t>遊戲進度：day（天數）</w:t>
+      </w:r>
+    </w:p>
+    <w:p>
+      <w:pPr/>
+      <w:r>
+        <w:t>支援的運算子：&gt;　&lt;　&gt;=　&lt;=　=</w:t>
+      </w:r>
+    </w:p>
+    <w:p>
+      <w:pPr>
+        <w:pStyle w:val="2"/>
+      </w:pPr>
+      <w:r>
+        <w:t>10-4 優先順序規則</w:t>
+      </w:r>
+    </w:p>
+    <w:p>
+      <w:pPr/>
+      <w:r>
+        <w:t>同一方向可有多個條件選項列，系統由下往上讀取優先序（Excel 中越靠下的條件越優先）。</w:t>
+      </w:r>
+    </w:p>
+    <w:p>
+      <w:pPr/>
+      <w:r>
+        <w:t>取最後一個所有條件皆成立的版本；若無條件版本符合，顯示基本選項。</w:t>
+      </w:r>
+    </w:p>
+    <w:p>
+      <w:pPr>
+        <w:pStyle w:val="2"/>
+      </w:pPr>
+      <w:r>
+        <w:t>10-5 條件選項的效果欄位</w:t>
+      </w:r>
+    </w:p>
+    <w:p>
+      <w:pPr/>
+      <w:r>
+        <w:t>條件選項的效果欄位（聲望、穩定等）與基本選項共用同一組欄位，只是填入不同數值。</w:t>
+      </w:r>
+    </w:p>
+    <w:p>
+      <w:pPr/>
+      <w:r>
+        <w:t>條件字串只決定「何時出現」，效果欄位決定「選擇後發生什麼」，兩者完全獨立。</w:t>
+      </w:r>
+    </w:p>
+    <w:p>
+      <w:pPr>
+        <w:pStyle w:val="2"/>
+      </w:pPr>
+      <w:r>
+        <w:t>10-6 技術實作</w:t>
+      </w:r>
+    </w:p>
+    <w:p>
+      <w:pPr/>
+      <w:r>
+        <w:t>JSON 結構：conditionals 陣列附加於各方向選項內，每項含 condition（條件陣列）、text、effects。</w:t>
+      </w:r>
+    </w:p>
+    <w:p>
+      <w:pPr/>
+      <w:r>
+        <w:t>LifetimeScreen 中的 getEffectiveOption() 在每次顯示牌面與確認選擇時即時評估條件。</w:t>
+      </w:r>
+    </w:p>
+    <w:p>
+      <w:pPr/>
+      <w:r>
+        <w:t>夢境牌不支援條件選項（設計上不需要）。</w:t>
+      </w:r>
+    </w:p>
+    <w:p>
+      <w:pPr/>
+      <w:r>
+        <w:t>OR 條件（或）目前不支援，待有需求再擴充。</w:t>
+      </w:r>
+    </w:p>
     <w:sectPr>
       <w:pgSz w:w="11906" w:h="16838"/>
       <w:pgMar w:top="1440" w:right="1440" w:bottom="1440" w:left="1440" w:header="708" w:footer="708" w:gutter="0"/>

--- a/設計文件/補充設計決策.docx
+++ b/設計文件/補充設計決策.docx
@@ -2552,7 +2552,7 @@
     </w:p>
     <w:p>
       <w:r>
-        <w:t>正面效果（值為正數）乘以「正面乘數」；負面效果（值為負數）乘以「負面乘數」。結果四捨五入為整數。</w:t>
+        <w:t>正面效果（值為正數）乘以「正面乘數」；負面效果（值為負數）乘以「負面乘數」。結果無條件進位為整數。</w:t>
       </w:r>
     </w:p>
     <w:p>
@@ -2615,31 +2615,83 @@
       </w:r>
     </w:p>
     <w:p>
-      <w:r>
-        <w:t xml:space="preserve">Debuff </w:t>
-      </w:r>
-      <w:r>
-        <w:t>狀態下，當天有機率從【獨立壓力牌牌庫】額外插入一張難度較高的牌。壓力牌牌庫待劇本設計師設計，目前實作先留</w:t>
-      </w:r>
-      <w:r>
-        <w:t xml:space="preserve"> TODO</w:t>
-      </w:r>
-      <w:r>
-        <w:t>。四、</w:t>
-      </w:r>
-      <w:proofErr w:type="gramStart"/>
-      <w:r>
-        <w:t>牌堆三層</w:t>
-      </w:r>
-      <w:proofErr w:type="gramEnd"/>
-      <w:r>
-        <w:t>架構（</w:t>
-      </w:r>
-      <w:r>
-        <w:t>Deck Engine</w:t>
-      </w:r>
-      <w:r>
-        <w:t>）</w:t>
+      <w:pPr/>
+      <w:r>
+        <w:t>壓力牌在換日時（新的一天開始前）判定是否插入當天牌序。壓力牌插入而非替換原有牌卡，當天總牌數增加。格式與一般牌卡相同（四向選項）。</w:t>
+      </w:r>
+    </w:p>
+    <w:p>
+      <w:pPr>
+        <w:pStyle w:val="4"/>
+      </w:pPr>
+      <w:r>
+        <w:t>3-5-1 觸發機率與上限</w:t>
+      </w:r>
+    </w:p>
+    <w:p>
+      <w:pPr/>
+      <w:r>
+        <w:t>輕度 Debuff：30% 機率，當天最多 1 張。</w:t>
+      </w:r>
+    </w:p>
+    <w:p>
+      <w:pPr/>
+      <w:r>
+        <w:t>中度 Debuff：60% 機率，當天最多 1 張。</w:t>
+      </w:r>
+    </w:p>
+    <w:p>
+      <w:pPr/>
+      <w:r>
+        <w:t>重度 Debuff：第一張 80% 機率；觸發後第二張再獨立判定 80% 機率，當天最多 2 張。</w:t>
+      </w:r>
+    </w:p>
+    <w:p>
+      <w:pPr>
+        <w:pStyle w:val="4"/>
+      </w:pPr>
+      <w:r>
+        <w:t>3-5-2 出現位置</w:t>
+      </w:r>
+    </w:p>
+    <w:p>
+      <w:pPr/>
+      <w:r>
+        <w:t>每張壓力牌在今天三張正常牌之間的位置獨立抽籤：slot 1（60%）、slot 2（25%）、slot 3（15%）。</w:t>
+      </w:r>
+    </w:p>
+    <w:p>
+      <w:pPr/>
+      <w:r>
+        <w:t>重度 Debuff 兩張壓力牌的位置：第一張正常抽，第二張從剩餘兩個 slot 重新按比例分配。</w:t>
+      </w:r>
+    </w:p>
+    <w:p>
+      <w:pPr>
+        <w:pStyle w:val="4"/>
+      </w:pPr>
+      <w:r>
+        <w:t>3-5-3 牌組分級</w:t>
+      </w:r>
+    </w:p>
+    <w:p>
+      <w:pPr/>
+      <w:r>
+        <w:t>三個 Debuff 等級各自對應獨立壓力牌組（輕/中/重），選牌時從對應等級隨機抽取。</w:t>
+      </w:r>
+    </w:p>
+    <w:p>
+      <w:pPr/>
+      <w:r>
+        <w:t>現有內容：輕度 3 張、中度 4 張、重度 3 張，共 10 張初稿，後續由劇本設計師擴充。</w:t>
+      </w:r>
+    </w:p>
+    <w:p>
+      <w:pPr>
+        <w:pStyle w:val="1"/>
+      </w:pPr>
+      <w:r>
+        <w:t>四、牌堆三層架構（Deck Engine）</w:t>
       </w:r>
     </w:p>
     <w:p>
@@ -3727,42 +3779,6 @@
       </w:pPr>
       <w:r>
         <w:t>六、待討論事項</w:t>
-      </w:r>
-    </w:p>
-    <w:p>
-      <w:pPr>
-        <w:pStyle w:val="a4"/>
-        <w:numPr>
-          <w:ilvl w:val="0"/>
-          <w:numId w:val="2"/>
-        </w:numPr>
-      </w:pPr>
-      <w:r>
-        <w:t>壓力牌的具體觸發機率數值（輕</w:t>
-      </w:r>
-      <w:r>
-        <w:t>/</w:t>
-      </w:r>
-      <w:r>
-        <w:t>中</w:t>
-      </w:r>
-      <w:r>
-        <w:t>/</w:t>
-      </w:r>
-      <w:r>
-        <w:t>重</w:t>
-      </w:r>
-      <w:r>
-        <w:t xml:space="preserve"> Debuff </w:t>
-      </w:r>
-      <w:r>
-        <w:t>各對應多少</w:t>
-      </w:r>
-      <w:r>
-        <w:t xml:space="preserve"> %</w:t>
-      </w:r>
-      <w:r>
-        <w:t>）</w:t>
       </w:r>
     </w:p>
     <w:p>

--- a/設計文件/補充設計決策.docx
+++ b/設計文件/補充設計決策.docx
@@ -247,9 +247,10 @@
         <w:tblLook w:val="0000" w:firstRow="0" w:lastRow="0" w:firstColumn="0" w:lastColumn="0" w:noHBand="0" w:noVBand="0"/>
       </w:tblPr>
       <w:tblGrid>
-        <w:gridCol w:w="3008"/>
-        <w:gridCol w:w="3009"/>
-        <w:gridCol w:w="3009"/>
+        <w:gridCol w:w="2458"/>
+        <w:gridCol w:w="2192"/>
+        <w:gridCol w:w="2192"/>
+        <w:gridCol w:w="2184"/>
       </w:tblGrid>
       <w:tr>
         <w:tc>
@@ -270,11 +271,15 @@
             </w:tcMar>
           </w:tcPr>
           <w:p>
+            <w:pPr>
+              <w:rPr>
+                <w:color w:val="FFFFFF" w:themeColor="background1"/>
+              </w:rPr>
+            </w:pPr>
             <w:r>
               <w:rPr>
                 <w:b/>
-                <w:bCs/>
-                <w:color w:val="FFFFFF"/>
+                <w:color w:val="FFFFFF" w:themeColor="background1"/>
               </w:rPr>
               <w:t>年齡池</w:t>
             </w:r>
@@ -298,13 +303,17 @@
             </w:tcMar>
           </w:tcPr>
           <w:p>
+            <w:pPr>
+              <w:rPr>
+                <w:color w:val="FFFFFF" w:themeColor="background1"/>
+              </w:rPr>
+            </w:pPr>
             <w:r>
               <w:rPr>
                 <w:b/>
-                <w:bCs/>
-                <w:color w:val="FFFFFF"/>
-              </w:rPr>
-              <w:t>切換天數</w:t>
+                <w:color w:val="FFFFFF" w:themeColor="background1"/>
+              </w:rPr>
+              <w:t>正式版切換天數</w:t>
             </w:r>
           </w:p>
         </w:tc>
@@ -326,11 +335,47 @@
             </w:tcMar>
           </w:tcPr>
           <w:p>
+            <w:pPr>
+              <w:rPr>
+                <w:color w:val="FFFFFF" w:themeColor="background1"/>
+              </w:rPr>
+            </w:pPr>
             <w:r>
               <w:rPr>
                 <w:b/>
-                <w:bCs/>
-                <w:color w:val="FFFFFF"/>
+                <w:color w:val="FFFFFF" w:themeColor="background1"/>
+              </w:rPr>
+              <w:t>測試版切換天數</w:t>
+            </w:r>
+          </w:p>
+        </w:tc>
+        <w:tc>
+          <w:tcPr>
+            <w:tcW w:w="3008" w:type="dxa"/>
+            <w:tcBorders>
+              <w:top w:val="single" w:sz="1" w:space="0" w:color="CCCCCC"/>
+              <w:left w:val="single" w:sz="1" w:space="0" w:color="CCCCCC"/>
+              <w:bottom w:val="single" w:sz="1" w:space="0" w:color="CCCCCC"/>
+              <w:right w:val="single" w:sz="1" w:space="0" w:color="CCCCCC"/>
+            </w:tcBorders>
+            <w:shd w:val="clear" w:color="auto" w:fill="2C3E6B"/>
+            <w:tcMar>
+              <w:top w:w="80" w:type="dxa"/>
+              <w:left w:w="120" w:type="dxa"/>
+              <w:bottom w:w="80" w:type="dxa"/>
+              <w:right w:w="120" w:type="dxa"/>
+            </w:tcMar>
+          </w:tcPr>
+          <w:p>
+            <w:pPr>
+              <w:rPr>
+                <w:color w:val="FFFFFF" w:themeColor="background1"/>
+              </w:rPr>
+            </w:pPr>
+            <w:r>
+              <w:rPr>
+                <w:b/>
+                <w:color w:val="FFFFFF" w:themeColor="background1"/>
               </w:rPr>
               <w:t>備註</w:t>
             </w:r>
@@ -357,15 +402,9 @@
           </w:tcPr>
           <w:p>
             <w:r>
-              <w:rPr>
-                <w:color w:val="000000"/>
-              </w:rPr>
               <w:t>童年</w:t>
             </w:r>
             <w:r>
-              <w:rPr>
-                <w:color w:val="000000"/>
-              </w:rPr>
               <w:t xml:space="preserve"> Childhood</w:t>
             </w:r>
           </w:p>
@@ -389,21 +428,12 @@
           </w:tcPr>
           <w:p>
             <w:r>
-              <w:rPr>
-                <w:color w:val="000000"/>
-              </w:rPr>
               <w:t>第</w:t>
             </w:r>
             <w:r>
-              <w:rPr>
-                <w:color w:val="000000"/>
-              </w:rPr>
               <w:t xml:space="preserve"> 0 </w:t>
             </w:r>
             <w:r>
-              <w:rPr>
-                <w:color w:val="000000"/>
-              </w:rPr>
               <w:t>天</w:t>
             </w:r>
           </w:p>
@@ -427,9 +457,35 @@
           </w:tcPr>
           <w:p>
             <w:r>
-              <w:rPr>
-                <w:color w:val="000000"/>
-              </w:rPr>
+              <w:t>第</w:t>
+            </w:r>
+            <w:r>
+              <w:t xml:space="preserve"> 0 </w:t>
+            </w:r>
+            <w:r>
+              <w:t>天</w:t>
+            </w:r>
+          </w:p>
+        </w:tc>
+        <w:tc>
+          <w:tcPr>
+            <w:tcW w:w="3008" w:type="dxa"/>
+            <w:tcBorders>
+              <w:top w:val="single" w:sz="1" w:space="0" w:color="CCCCCC"/>
+              <w:left w:val="single" w:sz="1" w:space="0" w:color="CCCCCC"/>
+              <w:bottom w:val="single" w:sz="1" w:space="0" w:color="CCCCCC"/>
+              <w:right w:val="single" w:sz="1" w:space="0" w:color="CCCCCC"/>
+            </w:tcBorders>
+            <w:shd w:val="clear" w:color="auto" w:fill="FFFFFF"/>
+            <w:tcMar>
+              <w:top w:w="80" w:type="dxa"/>
+              <w:left w:w="120" w:type="dxa"/>
+              <w:bottom w:w="80" w:type="dxa"/>
+              <w:right w:w="120" w:type="dxa"/>
+            </w:tcMar>
+          </w:tcPr>
+          <w:p>
+            <w:r>
               <w:t>遊戲開始</w:t>
             </w:r>
           </w:p>
@@ -455,53 +511,38 @@
           </w:tcPr>
           <w:p>
             <w:r>
-              <w:rPr>
-                <w:color w:val="000000"/>
-              </w:rPr>
-              <w:t>青年</w:t>
-            </w:r>
-            <w:r>
-              <w:rPr>
-                <w:color w:val="000000"/>
-              </w:rPr>
-              <w:t xml:space="preserve"> Youth</w:t>
-            </w:r>
-          </w:p>
-        </w:tc>
-        <w:tc>
-          <w:tcPr>
-            <w:tcW w:w="3008" w:type="dxa"/>
-            <w:tcBorders>
-              <w:top w:val="single" w:sz="1" w:space="0" w:color="CCCCCC"/>
-              <w:left w:val="single" w:sz="1" w:space="0" w:color="CCCCCC"/>
-              <w:bottom w:val="single" w:sz="1" w:space="0" w:color="CCCCCC"/>
-              <w:right w:val="single" w:sz="1" w:space="0" w:color="CCCCCC"/>
-            </w:tcBorders>
-            <w:shd w:val="clear" w:color="auto" w:fill="FFFFFF"/>
-            <w:tcMar>
-              <w:top w:w="80" w:type="dxa"/>
-              <w:left w:w="120" w:type="dxa"/>
-              <w:bottom w:w="80" w:type="dxa"/>
-              <w:right w:w="120" w:type="dxa"/>
-            </w:tcMar>
-          </w:tcPr>
-          <w:p>
-            <w:r>
-              <w:rPr>
-                <w:color w:val="000000"/>
-              </w:rPr>
+              <w:t>少年</w:t>
+            </w:r>
+            <w:r>
+              <w:t xml:space="preserve"> Juvenile</w:t>
+            </w:r>
+          </w:p>
+        </w:tc>
+        <w:tc>
+          <w:tcPr>
+            <w:tcW w:w="3008" w:type="dxa"/>
+            <w:tcBorders>
+              <w:top w:val="single" w:sz="1" w:space="0" w:color="CCCCCC"/>
+              <w:left w:val="single" w:sz="1" w:space="0" w:color="CCCCCC"/>
+              <w:bottom w:val="single" w:sz="1" w:space="0" w:color="CCCCCC"/>
+              <w:right w:val="single" w:sz="1" w:space="0" w:color="CCCCCC"/>
+            </w:tcBorders>
+            <w:shd w:val="clear" w:color="auto" w:fill="FFFFFF"/>
+            <w:tcMar>
+              <w:top w:w="80" w:type="dxa"/>
+              <w:left w:w="120" w:type="dxa"/>
+              <w:bottom w:w="80" w:type="dxa"/>
+              <w:right w:w="120" w:type="dxa"/>
+            </w:tcMar>
+          </w:tcPr>
+          <w:p>
+            <w:r>
               <w:t>第</w:t>
             </w:r>
             <w:r>
-              <w:rPr>
-                <w:color w:val="000000"/>
-              </w:rPr>
-              <w:t xml:space="preserve"> 20 </w:t>
-            </w:r>
-            <w:r>
-              <w:rPr>
-                <w:color w:val="000000"/>
-              </w:rPr>
+              <w:t xml:space="preserve"> 10 </w:t>
+            </w:r>
+            <w:r>
               <w:t>天</w:t>
             </w:r>
           </w:p>
@@ -525,9 +566,35 @@
           </w:tcPr>
           <w:p>
             <w:r>
-              <w:rPr>
-                <w:color w:val="000000"/>
-              </w:rPr>
+              <w:t>第</w:t>
+            </w:r>
+            <w:r>
+              <w:t xml:space="preserve"> 3 </w:t>
+            </w:r>
+            <w:r>
+              <w:t>天</w:t>
+            </w:r>
+          </w:p>
+        </w:tc>
+        <w:tc>
+          <w:tcPr>
+            <w:tcW w:w="3008" w:type="dxa"/>
+            <w:tcBorders>
+              <w:top w:val="single" w:sz="1" w:space="0" w:color="CCCCCC"/>
+              <w:left w:val="single" w:sz="1" w:space="0" w:color="CCCCCC"/>
+              <w:bottom w:val="single" w:sz="1" w:space="0" w:color="CCCCCC"/>
+              <w:right w:val="single" w:sz="1" w:space="0" w:color="CCCCCC"/>
+            </w:tcBorders>
+            <w:shd w:val="clear" w:color="auto" w:fill="FFFFFF"/>
+            <w:tcMar>
+              <w:top w:w="80" w:type="dxa"/>
+              <w:left w:w="120" w:type="dxa"/>
+              <w:bottom w:w="80" w:type="dxa"/>
+              <w:right w:w="120" w:type="dxa"/>
+            </w:tcMar>
+          </w:tcPr>
+          <w:p>
+            <w:r>
               <w:t>可調整</w:t>
             </w:r>
           </w:p>
@@ -553,53 +620,38 @@
           </w:tcPr>
           <w:p>
             <w:r>
-              <w:rPr>
-                <w:color w:val="000000"/>
-              </w:rPr>
-              <w:t>中年</w:t>
-            </w:r>
-            <w:r>
-              <w:rPr>
-                <w:color w:val="000000"/>
-              </w:rPr>
-              <w:t xml:space="preserve"> Midlife</w:t>
-            </w:r>
-          </w:p>
-        </w:tc>
-        <w:tc>
-          <w:tcPr>
-            <w:tcW w:w="3008" w:type="dxa"/>
-            <w:tcBorders>
-              <w:top w:val="single" w:sz="1" w:space="0" w:color="CCCCCC"/>
-              <w:left w:val="single" w:sz="1" w:space="0" w:color="CCCCCC"/>
-              <w:bottom w:val="single" w:sz="1" w:space="0" w:color="CCCCCC"/>
-              <w:right w:val="single" w:sz="1" w:space="0" w:color="CCCCCC"/>
-            </w:tcBorders>
-            <w:shd w:val="clear" w:color="auto" w:fill="FFFFFF"/>
-            <w:tcMar>
-              <w:top w:w="80" w:type="dxa"/>
-              <w:left w:w="120" w:type="dxa"/>
-              <w:bottom w:w="80" w:type="dxa"/>
-              <w:right w:w="120" w:type="dxa"/>
-            </w:tcMar>
-          </w:tcPr>
-          <w:p>
-            <w:r>
-              <w:rPr>
-                <w:color w:val="000000"/>
-              </w:rPr>
+              <w:t>青年</w:t>
+            </w:r>
+            <w:r>
+              <w:t xml:space="preserve"> Youth</w:t>
+            </w:r>
+          </w:p>
+        </w:tc>
+        <w:tc>
+          <w:tcPr>
+            <w:tcW w:w="3008" w:type="dxa"/>
+            <w:tcBorders>
+              <w:top w:val="single" w:sz="1" w:space="0" w:color="CCCCCC"/>
+              <w:left w:val="single" w:sz="1" w:space="0" w:color="CCCCCC"/>
+              <w:bottom w:val="single" w:sz="1" w:space="0" w:color="CCCCCC"/>
+              <w:right w:val="single" w:sz="1" w:space="0" w:color="CCCCCC"/>
+            </w:tcBorders>
+            <w:shd w:val="clear" w:color="auto" w:fill="FFFFFF"/>
+            <w:tcMar>
+              <w:top w:w="80" w:type="dxa"/>
+              <w:left w:w="120" w:type="dxa"/>
+              <w:bottom w:w="80" w:type="dxa"/>
+              <w:right w:w="120" w:type="dxa"/>
+            </w:tcMar>
+          </w:tcPr>
+          <w:p>
+            <w:r>
               <w:t>第</w:t>
             </w:r>
             <w:r>
-              <w:rPr>
-                <w:color w:val="000000"/>
-              </w:rPr>
-              <w:t xml:space="preserve"> 50 </w:t>
-            </w:r>
-            <w:r>
-              <w:rPr>
-                <w:color w:val="000000"/>
-              </w:rPr>
+              <w:t xml:space="preserve"> 30 </w:t>
+            </w:r>
+            <w:r>
               <w:t>天</w:t>
             </w:r>
           </w:p>
@@ -623,9 +675,35 @@
           </w:tcPr>
           <w:p>
             <w:r>
-              <w:rPr>
-                <w:color w:val="000000"/>
-              </w:rPr>
+              <w:t>第</w:t>
+            </w:r>
+            <w:r>
+              <w:t xml:space="preserve"> 6 </w:t>
+            </w:r>
+            <w:r>
+              <w:t>天</w:t>
+            </w:r>
+          </w:p>
+        </w:tc>
+        <w:tc>
+          <w:tcPr>
+            <w:tcW w:w="3008" w:type="dxa"/>
+            <w:tcBorders>
+              <w:top w:val="single" w:sz="1" w:space="0" w:color="CCCCCC"/>
+              <w:left w:val="single" w:sz="1" w:space="0" w:color="CCCCCC"/>
+              <w:bottom w:val="single" w:sz="1" w:space="0" w:color="CCCCCC"/>
+              <w:right w:val="single" w:sz="1" w:space="0" w:color="CCCCCC"/>
+            </w:tcBorders>
+            <w:shd w:val="clear" w:color="auto" w:fill="FFFFFF"/>
+            <w:tcMar>
+              <w:top w:w="80" w:type="dxa"/>
+              <w:left w:w="120" w:type="dxa"/>
+              <w:bottom w:w="80" w:type="dxa"/>
+              <w:right w:w="120" w:type="dxa"/>
+            </w:tcMar>
+          </w:tcPr>
+          <w:p>
+            <w:r>
               <w:t>可調整</w:t>
             </w:r>
           </w:p>
@@ -651,15 +729,118 @@
           </w:tcPr>
           <w:p>
             <w:r>
-              <w:rPr>
-                <w:color w:val="000000"/>
-              </w:rPr>
+              <w:t>中年</w:t>
+            </w:r>
+            <w:r>
+              <w:t xml:space="preserve"> Midlife</w:t>
+            </w:r>
+          </w:p>
+        </w:tc>
+        <w:tc>
+          <w:tcPr>
+            <w:tcW w:w="3008" w:type="dxa"/>
+            <w:tcBorders>
+              <w:top w:val="single" w:sz="1" w:space="0" w:color="CCCCCC"/>
+              <w:left w:val="single" w:sz="1" w:space="0" w:color="CCCCCC"/>
+              <w:bottom w:val="single" w:sz="1" w:space="0" w:color="CCCCCC"/>
+              <w:right w:val="single" w:sz="1" w:space="0" w:color="CCCCCC"/>
+            </w:tcBorders>
+            <w:shd w:val="clear" w:color="auto" w:fill="FFFFFF"/>
+            <w:tcMar>
+              <w:top w:w="80" w:type="dxa"/>
+              <w:left w:w="120" w:type="dxa"/>
+              <w:bottom w:w="80" w:type="dxa"/>
+              <w:right w:w="120" w:type="dxa"/>
+            </w:tcMar>
+          </w:tcPr>
+          <w:p>
+            <w:r>
+              <w:t>第</w:t>
+            </w:r>
+            <w:r>
+              <w:t xml:space="preserve"> 60 </w:t>
+            </w:r>
+            <w:r>
+              <w:t>天</w:t>
+            </w:r>
+          </w:p>
+        </w:tc>
+        <w:tc>
+          <w:tcPr>
+            <w:tcW w:w="3008" w:type="dxa"/>
+            <w:tcBorders>
+              <w:top w:val="single" w:sz="1" w:space="0" w:color="CCCCCC"/>
+              <w:left w:val="single" w:sz="1" w:space="0" w:color="CCCCCC"/>
+              <w:bottom w:val="single" w:sz="1" w:space="0" w:color="CCCCCC"/>
+              <w:right w:val="single" w:sz="1" w:space="0" w:color="CCCCCC"/>
+            </w:tcBorders>
+            <w:shd w:val="clear" w:color="auto" w:fill="FFFFFF"/>
+            <w:tcMar>
+              <w:top w:w="80" w:type="dxa"/>
+              <w:left w:w="120" w:type="dxa"/>
+              <w:bottom w:w="80" w:type="dxa"/>
+              <w:right w:w="120" w:type="dxa"/>
+            </w:tcMar>
+          </w:tcPr>
+          <w:p>
+            <w:r>
+              <w:t>第</w:t>
+            </w:r>
+            <w:r>
+              <w:t xml:space="preserve"> 9 </w:t>
+            </w:r>
+            <w:r>
+              <w:t>天</w:t>
+            </w:r>
+          </w:p>
+        </w:tc>
+        <w:tc>
+          <w:tcPr>
+            <w:tcW w:w="3008" w:type="dxa"/>
+            <w:tcBorders>
+              <w:top w:val="single" w:sz="1" w:space="0" w:color="CCCCCC"/>
+              <w:left w:val="single" w:sz="1" w:space="0" w:color="CCCCCC"/>
+              <w:bottom w:val="single" w:sz="1" w:space="0" w:color="CCCCCC"/>
+              <w:right w:val="single" w:sz="1" w:space="0" w:color="CCCCCC"/>
+            </w:tcBorders>
+            <w:shd w:val="clear" w:color="auto" w:fill="FFFFFF"/>
+            <w:tcMar>
+              <w:top w:w="80" w:type="dxa"/>
+              <w:left w:w="120" w:type="dxa"/>
+              <w:bottom w:w="80" w:type="dxa"/>
+              <w:right w:w="120" w:type="dxa"/>
+            </w:tcMar>
+          </w:tcPr>
+          <w:p>
+            <w:r>
+              <w:t>可調整</w:t>
+            </w:r>
+          </w:p>
+        </w:tc>
+      </w:tr>
+      <w:tr>
+        <w:tc>
+          <w:tcPr>
+            <w:tcW w:w="3008" w:type="dxa"/>
+            <w:tcBorders>
+              <w:top w:val="single" w:sz="1" w:space="0" w:color="CCCCCC"/>
+              <w:left w:val="single" w:sz="1" w:space="0" w:color="CCCCCC"/>
+              <w:bottom w:val="single" w:sz="1" w:space="0" w:color="CCCCCC"/>
+              <w:right w:val="single" w:sz="1" w:space="0" w:color="CCCCCC"/>
+            </w:tcBorders>
+            <w:shd w:val="clear" w:color="auto" w:fill="FFFFFF"/>
+            <w:tcMar>
+              <w:top w:w="80" w:type="dxa"/>
+              <w:left w:w="120" w:type="dxa"/>
+              <w:bottom w:w="80" w:type="dxa"/>
+              <w:right w:w="120" w:type="dxa"/>
+            </w:tcMar>
+          </w:tcPr>
+          <w:p>
+            <w:r>
               <w:t>老年</w:t>
             </w:r>
             <w:r>
-              <w:rPr>
-                <w:color w:val="000000"/>
-              </w:rPr>
               <w:t xml:space="preserve"> Elder</w:t>
             </w:r>
           </w:p>
@@ -683,21 +864,12 @@
           </w:tcPr>
           <w:p>
             <w:r>
-              <w:rPr>
-                <w:color w:val="000000"/>
-              </w:rPr>
               <w:t>第</w:t>
             </w:r>
             <w:r>
-              <w:rPr>
-                <w:color w:val="000000"/>
-              </w:rPr>
-              <w:t xml:space="preserve"> 80 </w:t>
-            </w:r>
-            <w:r>
-              <w:rPr>
-                <w:color w:val="000000"/>
-              </w:rPr>
+              <w:t xml:space="preserve"> 90 </w:t>
+            </w:r>
+            <w:r>
               <w:t>天</w:t>
             </w:r>
           </w:p>
@@ -721,9 +893,35 @@
           </w:tcPr>
           <w:p>
             <w:r>
-              <w:rPr>
-                <w:color w:val="000000"/>
-              </w:rPr>
+              <w:t>第</w:t>
+            </w:r>
+            <w:r>
+              <w:t xml:space="preserve"> 12 </w:t>
+            </w:r>
+            <w:r>
+              <w:t>天</w:t>
+            </w:r>
+          </w:p>
+        </w:tc>
+        <w:tc>
+          <w:tcPr>
+            <w:tcW w:w="3008" w:type="dxa"/>
+            <w:tcBorders>
+              <w:top w:val="single" w:sz="1" w:space="0" w:color="CCCCCC"/>
+              <w:left w:val="single" w:sz="1" w:space="0" w:color="CCCCCC"/>
+              <w:bottom w:val="single" w:sz="1" w:space="0" w:color="CCCCCC"/>
+              <w:right w:val="single" w:sz="1" w:space="0" w:color="CCCCCC"/>
+            </w:tcBorders>
+            <w:shd w:val="clear" w:color="auto" w:fill="FFFFFF"/>
+            <w:tcMar>
+              <w:top w:w="80" w:type="dxa"/>
+              <w:left w:w="120" w:type="dxa"/>
+              <w:bottom w:w="80" w:type="dxa"/>
+              <w:right w:w="120" w:type="dxa"/>
+            </w:tcMar>
+          </w:tcPr>
+          <w:p>
+            <w:r>
               <w:t>可調整</w:t>
             </w:r>
           </w:p>
@@ -815,12 +1013,12 @@
         <w:pStyle w:val="2"/>
       </w:pPr>
       <w:r>
+        <w:lastRenderedPageBreak/>
         <w:t>2-2 觸發數量</w:t>
       </w:r>
     </w:p>
     <w:p>
       <w:r>
-        <w:lastRenderedPageBreak/>
         <w:t>每次觸發固定</w:t>
       </w:r>
       <w:r>
@@ -1259,6 +1457,7 @@
     </w:p>
     <w:p>
       <w:r>
+        <w:lastRenderedPageBreak/>
         <w:t>三張夢境卡打完後，三個</w:t>
       </w:r>
       <w:r>
@@ -1288,13 +1487,7 @@
         <w:t>。</w:t>
       </w:r>
     </w:p>
-    <w:p>
-      <w:pPr>
-        <w:rPr>
-          <w:rFonts w:hint="eastAsia"/>
-        </w:rPr>
-      </w:pPr>
-    </w:p>
+    <w:p/>
     <w:p>
       <w:pPr>
         <w:pStyle w:val="3"/>
@@ -1312,7 +1505,6 @@
           <w:sz w:val="28"/>
           <w:szCs w:val="28"/>
         </w:rPr>
-        <w:lastRenderedPageBreak/>
         <w:t xml:space="preserve">3-3 </w:t>
       </w:r>
       <w:r>
@@ -1328,9 +1520,6 @@
     <w:p>
       <w:pPr>
         <w:pStyle w:val="3"/>
-        <w:rPr>
-          <w:rFonts w:hint="eastAsia"/>
-        </w:rPr>
       </w:pPr>
     </w:p>
     <w:tbl>
@@ -2460,13 +2649,7 @@
         </w:tc>
       </w:tr>
     </w:tbl>
-    <w:p>
-      <w:pPr>
-        <w:rPr>
-          <w:rFonts w:hint="eastAsia"/>
-        </w:rPr>
-      </w:pPr>
-    </w:p>
+    <w:p/>
     <w:p>
       <w:pPr>
         <w:pStyle w:val="3"/>
@@ -2575,13 +2758,7 @@
         <w:t>（冷血度）、聲望、金錢不受晨間殘留影響。</w:t>
       </w:r>
     </w:p>
-    <w:p>
-      <w:pPr>
-        <w:rPr>
-          <w:rFonts w:hint="eastAsia"/>
-        </w:rPr>
-      </w:pPr>
-    </w:p>
+    <w:p/>
     <w:p>
       <w:pPr>
         <w:pStyle w:val="3"/>
@@ -2615,7 +2792,6 @@
       </w:r>
     </w:p>
     <w:p>
-      <w:pPr/>
       <w:r>
         <w:t>壓力牌在換日時（新的一天開始前）判定是否插入當天牌序。壓力牌插入而非替換原有牌卡，當天總牌數增加。格式與一般牌卡相同（四向選項）。</w:t>
       </w:r>
@@ -2625,25 +2801,85 @@
         <w:pStyle w:val="4"/>
       </w:pPr>
       <w:r>
-        <w:t>3-5-1 觸發機率與上限</w:t>
-      </w:r>
-    </w:p>
-    <w:p>
-      <w:pPr/>
-      <w:r>
-        <w:t>輕度 Debuff：30% 機率，當天最多 1 張。</w:t>
-      </w:r>
-    </w:p>
-    <w:p>
-      <w:pPr/>
-      <w:r>
-        <w:t>中度 Debuff：60% 機率，當天最多 1 張。</w:t>
-      </w:r>
-    </w:p>
-    <w:p>
-      <w:pPr/>
-      <w:r>
-        <w:t>重度 Debuff：第一張 80% 機率；觸發後第二張再獨立判定 80% 機率，當天最多 2 張。</w:t>
+        <w:t xml:space="preserve">3-5-1 </w:t>
+      </w:r>
+      <w:r>
+        <w:t>觸發機率與上限</w:t>
+      </w:r>
+    </w:p>
+    <w:p>
+      <w:r>
+        <w:t>輕度</w:t>
+      </w:r>
+      <w:r>
+        <w:t xml:space="preserve"> Debuff</w:t>
+      </w:r>
+      <w:r>
+        <w:t>：</w:t>
+      </w:r>
+      <w:r>
+        <w:t xml:space="preserve">30% </w:t>
+      </w:r>
+      <w:r>
+        <w:t>機率，當天最多</w:t>
+      </w:r>
+      <w:r>
+        <w:t xml:space="preserve"> 1 </w:t>
+      </w:r>
+      <w:r>
+        <w:t>張。</w:t>
+      </w:r>
+    </w:p>
+    <w:p>
+      <w:r>
+        <w:t>中度</w:t>
+      </w:r>
+      <w:r>
+        <w:t xml:space="preserve"> Debuff</w:t>
+      </w:r>
+      <w:r>
+        <w:t>：</w:t>
+      </w:r>
+      <w:r>
+        <w:t xml:space="preserve">60% </w:t>
+      </w:r>
+      <w:r>
+        <w:t>機率，當天最多</w:t>
+      </w:r>
+      <w:r>
+        <w:t xml:space="preserve"> 1 </w:t>
+      </w:r>
+      <w:r>
+        <w:t>張。</w:t>
+      </w:r>
+    </w:p>
+    <w:p>
+      <w:r>
+        <w:t>重度</w:t>
+      </w:r>
+      <w:r>
+        <w:t xml:space="preserve"> Debuff</w:t>
+      </w:r>
+      <w:r>
+        <w:t>：第一張</w:t>
+      </w:r>
+      <w:r>
+        <w:t xml:space="preserve"> 80% </w:t>
+      </w:r>
+      <w:r>
+        <w:t>機率；觸發後第二張再獨立判定</w:t>
+      </w:r>
+      <w:r>
+        <w:t xml:space="preserve"> 80% </w:t>
+      </w:r>
+      <w:r>
+        <w:t>機率，當天最多</w:t>
+      </w:r>
+      <w:r>
+        <w:t xml:space="preserve"> 2 </w:t>
+      </w:r>
+      <w:r>
+        <w:t>張。</w:t>
       </w:r>
     </w:p>
     <w:p>
@@ -2651,19 +2887,68 @@
         <w:pStyle w:val="4"/>
       </w:pPr>
       <w:r>
-        <w:t>3-5-2 出現位置</w:t>
-      </w:r>
-    </w:p>
-    <w:p>
-      <w:pPr/>
-      <w:r>
-        <w:t>每張壓力牌在今天三張正常牌之間的位置獨立抽籤：slot 1（60%）、slot 2（25%）、slot 3（15%）。</w:t>
-      </w:r>
-    </w:p>
-    <w:p>
-      <w:pPr/>
-      <w:r>
-        <w:t>重度 Debuff 兩張壓力牌的位置：第一張正常抽，第二張從剩餘兩個 slot 重新按比例分配。</w:t>
+        <w:t xml:space="preserve">3-5-2 </w:t>
+      </w:r>
+      <w:r>
+        <w:t>出現位置</w:t>
+      </w:r>
+    </w:p>
+    <w:p>
+      <w:r>
+        <w:t>每張壓力牌在今天三張正常牌之間的位置獨立抽籤：</w:t>
+      </w:r>
+      <w:r>
+        <w:t>slot 1</w:t>
+      </w:r>
+      <w:r>
+        <w:t>（</w:t>
+      </w:r>
+      <w:r>
+        <w:t>60%</w:t>
+      </w:r>
+      <w:r>
+        <w:t>）、</w:t>
+      </w:r>
+      <w:r>
+        <w:t>slot 2</w:t>
+      </w:r>
+      <w:r>
+        <w:t>（</w:t>
+      </w:r>
+      <w:r>
+        <w:t>25%</w:t>
+      </w:r>
+      <w:r>
+        <w:t>）、</w:t>
+      </w:r>
+      <w:r>
+        <w:t>slot 3</w:t>
+      </w:r>
+      <w:r>
+        <w:t>（</w:t>
+      </w:r>
+      <w:r>
+        <w:t>15%</w:t>
+      </w:r>
+      <w:r>
+        <w:t>）。</w:t>
+      </w:r>
+    </w:p>
+    <w:p>
+      <w:r>
+        <w:t>重度</w:t>
+      </w:r>
+      <w:r>
+        <w:t xml:space="preserve"> Debuff </w:t>
+      </w:r>
+      <w:r>
+        <w:t>兩張壓力牌的位置：第一張正常抽，第二張從剩餘兩個</w:t>
+      </w:r>
+      <w:r>
+        <w:t xml:space="preserve"> slot </w:t>
+      </w:r>
+      <w:r>
+        <w:t>重新按比例分配。</w:t>
       </w:r>
     </w:p>
     <w:p>
@@ -2671,19 +2956,62 @@
         <w:pStyle w:val="4"/>
       </w:pPr>
       <w:r>
-        <w:t>3-5-3 牌組分級</w:t>
-      </w:r>
-    </w:p>
-    <w:p>
-      <w:pPr/>
-      <w:r>
-        <w:t>三個 Debuff 等級各自對應獨立壓力牌組（輕/中/重），選牌時從對應等級隨機抽取。</w:t>
-      </w:r>
-    </w:p>
-    <w:p>
-      <w:pPr/>
-      <w:r>
-        <w:t>現有內容：輕度 3 張、中度 4 張、重度 3 張，共 10 張初稿，後續由劇本設計師擴充。</w:t>
+        <w:t xml:space="preserve">3-5-3 </w:t>
+      </w:r>
+      <w:r>
+        <w:t>牌組分級</w:t>
+      </w:r>
+    </w:p>
+    <w:p>
+      <w:r>
+        <w:t>三個</w:t>
+      </w:r>
+      <w:r>
+        <w:t xml:space="preserve"> Debuff </w:t>
+      </w:r>
+      <w:r>
+        <w:t>等級各自對應獨立壓力牌組（輕</w:t>
+      </w:r>
+      <w:r>
+        <w:t>/</w:t>
+      </w:r>
+      <w:r>
+        <w:t>中</w:t>
+      </w:r>
+      <w:r>
+        <w:t>/</w:t>
+      </w:r>
+      <w:r>
+        <w:t>重），選牌時從對應等級隨機抽取。</w:t>
+      </w:r>
+    </w:p>
+    <w:p>
+      <w:r>
+        <w:t>現有內容：輕度</w:t>
+      </w:r>
+      <w:r>
+        <w:t xml:space="preserve"> 3 </w:t>
+      </w:r>
+      <w:r>
+        <w:t>張、中度</w:t>
+      </w:r>
+      <w:r>
+        <w:t xml:space="preserve"> 4 </w:t>
+      </w:r>
+      <w:r>
+        <w:t>張、重度</w:t>
+      </w:r>
+      <w:r>
+        <w:t xml:space="preserve"> 3 </w:t>
+      </w:r>
+      <w:r>
+        <w:t>張，共</w:t>
+      </w:r>
+      <w:r>
+        <w:t xml:space="preserve"> 10 </w:t>
+      </w:r>
+      <w:r>
+        <w:t>張初稿，後續由劇本設計師擴充。</w:t>
       </w:r>
     </w:p>
     <w:p>
@@ -2691,6 +3019,7 @@
         <w:pStyle w:val="1"/>
       </w:pPr>
       <w:r>
+        <w:lastRenderedPageBreak/>
         <w:t>四、牌堆三層架構（Deck Engine）</w:t>
       </w:r>
     </w:p>
@@ -3168,7 +3497,6 @@
         <w:pStyle w:val="1"/>
       </w:pPr>
       <w:r>
-        <w:lastRenderedPageBreak/>
         <w:t>五、延遲觸發條件類型</w:t>
       </w:r>
     </w:p>
@@ -4468,6 +4796,7 @@
     </w:p>
     <w:p>
       <w:r>
+        <w:lastRenderedPageBreak/>
         <w:t>同一</w:t>
       </w:r>
       <w:proofErr w:type="gramStart"/>
@@ -4697,7 +5026,6 @@
               <w:rPr>
                 <w:color w:val="000000"/>
               </w:rPr>
-              <w:lastRenderedPageBreak/>
               <w:t>來源</w:t>
             </w:r>
           </w:p>
@@ -5497,7 +5825,11 @@
         <w:t xml:space="preserve"> = </w:t>
       </w:r>
       <w:r>
-        <w:t>玩家在階段二中，針對該指標需要做幾次「靈魂對齊選擇」，才能解鎖靈魂成長效果。</w:t>
+        <w:t>玩家在階段二中，針對該指標需要做幾次「靈魂對齊選擇」，才能解鎖靈魂成</w:t>
+      </w:r>
+      <w:r>
+        <w:lastRenderedPageBreak/>
+        <w:t>長效果。</w:t>
       </w:r>
     </w:p>
     <w:p>
@@ -5909,7 +6241,6 @@
               <w:rPr>
                 <w:color w:val="000000"/>
               </w:rPr>
-              <w:lastRenderedPageBreak/>
               <w:t>sliderValue</w:t>
             </w:r>
             <w:proofErr w:type="spellEnd"/>
@@ -6809,7 +7140,14 @@
               <w:rPr>
                 <w:color w:val="000000"/>
               </w:rPr>
-              <w:t>正負數值，負數代表寄生魂陷阱</w:t>
+              <w:t>正負數值，負數代表寄生</w:t>
+            </w:r>
+            <w:r>
+              <w:rPr>
+                <w:color w:val="000000"/>
+              </w:rPr>
+              <w:lastRenderedPageBreak/>
+              <w:t>魂陷阱</w:t>
             </w:r>
           </w:p>
         </w:tc>
@@ -6837,6 +7175,7 @@
               <w:rPr>
                 <w:color w:val="000000"/>
               </w:rPr>
+              <w:lastRenderedPageBreak/>
               <w:t>靈魂標記</w:t>
             </w:r>
           </w:p>
@@ -7037,7 +7376,6 @@
     </w:p>
     <w:p>
       <w:r>
-        <w:lastRenderedPageBreak/>
         <w:t>靈魂對齊選擇觸發兩個完全獨立的機制，同時運行：</w:t>
       </w:r>
     </w:p>
@@ -7801,7 +8139,14 @@
               <w:rPr>
                 <w:color w:val="000000"/>
               </w:rPr>
-              <w:t>進度累計達到成長門檻（</w:t>
+              <w:t>進度累計達到成長門檻</w:t>
+            </w:r>
+            <w:r>
+              <w:rPr>
+                <w:color w:val="000000"/>
+              </w:rPr>
+              <w:lastRenderedPageBreak/>
+              <w:t>（</w:t>
             </w:r>
             <w:proofErr w:type="spellStart"/>
             <w:r>
@@ -7996,7 +8341,6 @@
     </w:p>
     <w:p>
       <w:r>
-        <w:lastRenderedPageBreak/>
         <w:t>玩家在某個指標上若尚未「過關」，無論當前狀態是「進步」或「退步」，相同課題</w:t>
       </w:r>
       <w:proofErr w:type="gramStart"/>
@@ -8788,6 +9132,7 @@
           <w:b/>
           <w:bCs/>
         </w:rPr>
+        <w:lastRenderedPageBreak/>
         <w:t>劇烈牌觸發條件（已確認）：</w:t>
       </w:r>
     </w:p>
@@ -8932,7 +9277,6 @@
         <w:pStyle w:val="2"/>
       </w:pPr>
       <w:r>
-        <w:lastRenderedPageBreak/>
         <w:t xml:space="preserve">9-1 表數值（玩家可見，共 3 </w:t>
       </w:r>
       <w:proofErr w:type="gramStart"/>
@@ -9990,7 +10334,14 @@
               <w:rPr>
                 <w:color w:val="000000"/>
               </w:rPr>
-              <w:t>直接影響</w:t>
+              <w:t>直接影</w:t>
+            </w:r>
+            <w:r>
+              <w:rPr>
+                <w:color w:val="000000"/>
+              </w:rPr>
+              <w:lastRenderedPageBreak/>
+              <w:t>響</w:t>
             </w:r>
           </w:p>
         </w:tc>
@@ -10018,6 +10369,7 @@
               <w:rPr>
                 <w:color w:val="000000"/>
               </w:rPr>
+              <w:lastRenderedPageBreak/>
               <w:t>感性</w:t>
             </w:r>
           </w:p>
@@ -10469,11 +10821,7 @@
         <w:t xml:space="preserve"> × 1</w:t>
       </w:r>
       <w:r>
-        <w:t xml:space="preserve">　</w:t>
-      </w:r>
-      <w:r>
-        <w:lastRenderedPageBreak/>
-        <w:t>（上下限</w:t>
+        <w:t xml:space="preserve">　（上下限</w:t>
       </w:r>
       <w:r>
         <w:t xml:space="preserve"> 0–100</w:t>
@@ -11006,6 +11354,7 @@
       </w:pPr>
       <w:proofErr w:type="gramStart"/>
       <w:r>
+        <w:lastRenderedPageBreak/>
         <w:t>花錢找驅魔</w:t>
       </w:r>
       <w:proofErr w:type="gramEnd"/>
@@ -11133,7 +11482,6 @@
       </w:r>
     </w:p>
     <w:p>
-      <w:pPr/>
       <w:r>
         <w:t>部分牌卡在特定數值條件下，玩家應面對程度更深、更極端的選擇。條件選項系統允許同一方向的選項在滿足條件時自動替換為條件版本。</w:t>
       </w:r>
@@ -11147,7 +11495,6 @@
       </w:r>
     </w:p>
     <w:p>
-      <w:pPr/>
       <w:r>
         <w:t>隨著遊戲進行，玩家的裏生命值、靈魂毒素等數值可能達到極端狀態。若仍顯示與初始相同的選項，會失去敘事張力。條件選項讓牌卡在極端情況下提供「程度更深」的選擇，強化沉浸感與後果重量。</w:t>
       </w:r>
@@ -11161,27 +11508,80 @@
       </w:r>
     </w:p>
     <w:p>
-      <w:pPr/>
-      <w:r>
-        <w:t>在「卡牌資料.xlsx」的「條件」欄填入條件字串。</w:t>
-      </w:r>
-    </w:p>
-    <w:p>
-      <w:pPr/>
-      <w:r>
-        <w:t>空白條件 = 基本選項；有值 = 條件選項。</w:t>
-      </w:r>
-    </w:p>
-    <w:p>
-      <w:pPr/>
-      <w:r>
-        <w:t>條件格式：Key 運算子 數值，多條件用 &amp; 連接（AND 邏輯）。</w:t>
-      </w:r>
-    </w:p>
-    <w:p>
-      <w:pPr/>
-      <w:r>
-        <w:t>範例：Vitality&gt;30　/　Vitality&gt;30&amp;Entropy&gt;=80</w:t>
+      <w:r>
+        <w:t>在「卡牌資料</w:t>
+      </w:r>
+      <w:r>
+        <w:t>.xlsx</w:t>
+      </w:r>
+      <w:r>
+        <w:t>」的「條件」欄填入條件字串。</w:t>
+      </w:r>
+    </w:p>
+    <w:p>
+      <w:r>
+        <w:t>空白條件</w:t>
+      </w:r>
+      <w:r>
+        <w:t xml:space="preserve"> = </w:t>
+      </w:r>
+      <w:r>
+        <w:t>基本選項；有值</w:t>
+      </w:r>
+      <w:r>
+        <w:t xml:space="preserve"> = </w:t>
+      </w:r>
+      <w:r>
+        <w:t>條件選項。</w:t>
+      </w:r>
+    </w:p>
+    <w:p>
+      <w:r>
+        <w:t>條件格式：</w:t>
+      </w:r>
+      <w:r>
+        <w:t xml:space="preserve">Key </w:t>
+      </w:r>
+      <w:r>
+        <w:t>運算子</w:t>
+      </w:r>
+      <w:r>
+        <w:t xml:space="preserve"> </w:t>
+      </w:r>
+      <w:r>
+        <w:t>數值，多條件用</w:t>
+      </w:r>
+      <w:r>
+        <w:t xml:space="preserve"> &amp; </w:t>
+      </w:r>
+      <w:r>
+        <w:t>連接（</w:t>
+      </w:r>
+      <w:r>
+        <w:t xml:space="preserve">AND </w:t>
+      </w:r>
+      <w:r>
+        <w:t>邏輯）。</w:t>
+      </w:r>
+    </w:p>
+    <w:p>
+      <w:r>
+        <w:t>範例：</w:t>
+      </w:r>
+      <w:r>
+        <w:t>Vitality&gt;30</w:t>
+      </w:r>
+      <w:r>
+        <w:t xml:space="preserve">　</w:t>
+      </w:r>
+      <w:r>
+        <w:t>/</w:t>
+      </w:r>
+      <w:r>
+        <w:t xml:space="preserve">　</w:t>
+      </w:r>
+      <w:r>
+        <w:t>Vitality&gt;30&amp;Entropy&gt;=80</w:t>
       </w:r>
     </w:p>
     <w:p>
@@ -11193,33 +11593,73 @@
       </w:r>
     </w:p>
     <w:p>
-      <w:pPr/>
-      <w:r>
-        <w:t>Core 數值：Vitality / Stability / Drive / Logic / Emotion</w:t>
-      </w:r>
-    </w:p>
-    <w:p>
-      <w:pPr/>
-      <w:r>
-        <w:t>靈魂毒素：Entropy / Hypocrisy / Ruthlessness</w:t>
-      </w:r>
-    </w:p>
-    <w:p>
-      <w:pPr/>
-      <w:r>
-        <w:t>表層數值：Reputation / Money</w:t>
-      </w:r>
-    </w:p>
-    <w:p>
-      <w:pPr/>
-      <w:r>
-        <w:t>遊戲進度：day（天數）</w:t>
-      </w:r>
-    </w:p>
-    <w:p>
-      <w:pPr/>
-      <w:r>
-        <w:t>支援的運算子：&gt;　&lt;　&gt;=　&lt;=　=</w:t>
+      <w:r>
+        <w:t xml:space="preserve">Core </w:t>
+      </w:r>
+      <w:r>
+        <w:t>數值：</w:t>
+      </w:r>
+      <w:r>
+        <w:t>Vitality / Stability / Drive / Logic / Emotion</w:t>
+      </w:r>
+    </w:p>
+    <w:p>
+      <w:r>
+        <w:t>靈魂毒素：</w:t>
+      </w:r>
+      <w:r>
+        <w:t>Entropy / Hypocrisy / Ruthlessness</w:t>
+      </w:r>
+    </w:p>
+    <w:p>
+      <w:r>
+        <w:t>表層數值：</w:t>
+      </w:r>
+      <w:r>
+        <w:t>Reputation / Money</w:t>
+      </w:r>
+    </w:p>
+    <w:p>
+      <w:r>
+        <w:t>遊戲進度：</w:t>
+      </w:r>
+      <w:r>
+        <w:t>day</w:t>
+      </w:r>
+      <w:r>
+        <w:t>（天數）</w:t>
+      </w:r>
+    </w:p>
+    <w:p>
+      <w:r>
+        <w:t>支援的運算子：</w:t>
+      </w:r>
+      <w:r>
+        <w:t>&gt;</w:t>
+      </w:r>
+      <w:r>
+        <w:t xml:space="preserve">　</w:t>
+      </w:r>
+      <w:r>
+        <w:t>&lt;</w:t>
+      </w:r>
+      <w:r>
+        <w:t xml:space="preserve">　</w:t>
+      </w:r>
+      <w:r>
+        <w:t>&gt;=</w:t>
+      </w:r>
+      <w:r>
+        <w:t xml:space="preserve">　</w:t>
+      </w:r>
+      <w:r>
+        <w:t>&lt;=</w:t>
+      </w:r>
+      <w:r>
+        <w:t xml:space="preserve">　</w:t>
+      </w:r>
+      <w:r>
+        <w:t>=</w:t>
       </w:r>
     </w:p>
     <w:p>
@@ -11231,13 +11671,21 @@
       </w:r>
     </w:p>
     <w:p>
-      <w:pPr/>
-      <w:r>
-        <w:t>同一方向可有多個條件選項列，系統由下往上讀取優先序（Excel 中越靠下的條件越優先）。</w:t>
-      </w:r>
-    </w:p>
-    <w:p>
-      <w:pPr/>
+      <w:r>
+        <w:t>同一方向可有多個條件選項列，系統由下往上讀取優先序（</w:t>
+      </w:r>
+      <w:r>
+        <w:t xml:space="preserve">Excel </w:t>
+      </w:r>
+      <w:r>
+        <w:t>中越靠下的條件越</w:t>
+      </w:r>
+      <w:r>
+        <w:lastRenderedPageBreak/>
+        <w:t>優先）。</w:t>
+      </w:r>
+    </w:p>
+    <w:p>
       <w:r>
         <w:t>取最後一個所有條件皆成立的版本；若無條件版本符合，顯示基本選項。</w:t>
       </w:r>
@@ -11251,13 +11699,11 @@
       </w:r>
     </w:p>
     <w:p>
-      <w:pPr/>
       <w:r>
         <w:t>條件選項的效果欄位（聲望、穩定等）與基本選項共用同一組欄位，只是填入不同數值。</w:t>
       </w:r>
     </w:p>
     <w:p>
-      <w:pPr/>
       <w:r>
         <w:t>條件字串只決定「何時出現」，效果欄位決定「選擇後發生什麼」，兩者完全獨立。</w:t>
       </w:r>
@@ -11271,27 +11717,62 @@
       </w:r>
     </w:p>
     <w:p>
-      <w:pPr/>
-      <w:r>
-        <w:t>JSON 結構：conditionals 陣列附加於各方向選項內，每項含 condition（條件陣列）、text、effects。</w:t>
-      </w:r>
-    </w:p>
-    <w:p>
-      <w:pPr/>
-      <w:r>
-        <w:t>LifetimeScreen 中的 getEffectiveOption() 在每次顯示牌面與確認選擇時即時評估條件。</w:t>
-      </w:r>
-    </w:p>
-    <w:p>
-      <w:pPr/>
+      <w:r>
+        <w:t xml:space="preserve">JSON </w:t>
+      </w:r>
+      <w:r>
+        <w:t>結構：</w:t>
+      </w:r>
+      <w:r>
+        <w:t xml:space="preserve">conditionals </w:t>
+      </w:r>
+      <w:r>
+        <w:t>陣列附加於各方向選項內，每項含</w:t>
+      </w:r>
+      <w:r>
+        <w:t xml:space="preserve"> condition</w:t>
+      </w:r>
+      <w:r>
+        <w:t>（條件陣列）、</w:t>
+      </w:r>
+      <w:r>
+        <w:t>text</w:t>
+      </w:r>
+      <w:r>
+        <w:t>、</w:t>
+      </w:r>
+      <w:r>
+        <w:t>effects</w:t>
+      </w:r>
+      <w:r>
+        <w:t>。</w:t>
+      </w:r>
+    </w:p>
+    <w:p>
+      <w:r>
+        <w:t xml:space="preserve">LifetimeScreen </w:t>
+      </w:r>
+      <w:r>
+        <w:t>中的</w:t>
+      </w:r>
+      <w:r>
+        <w:t xml:space="preserve"> getEffectiveOption() </w:t>
+      </w:r>
+      <w:r>
+        <w:t>在每次顯示牌面與確認選擇時即時評估條件。</w:t>
+      </w:r>
+    </w:p>
+    <w:p>
       <w:r>
         <w:t>夢境牌不支援條件選項（設計上不需要）。</w:t>
       </w:r>
     </w:p>
     <w:p>
-      <w:pPr/>
-      <w:r>
-        <w:t>OR 條件（或）目前不支援，待有需求再擴充。</w:t>
+      <w:r>
+        <w:t xml:space="preserve">OR </w:t>
+      </w:r>
+      <w:r>
+        <w:t>條件（或）目前不支援，待有需求再擴充。</w:t>
       </w:r>
     </w:p>
     <w:sectPr>

--- a/設計文件/補充設計決策.docx
+++ b/設計文件/補充設計決策.docx
@@ -6,21 +6,8 @@
       <w:pPr>
         <w:pStyle w:val="1"/>
       </w:pPr>
-      <w:proofErr w:type="gramStart"/>
-      <w:r>
-        <w:t>雪天列車</w:t>
-      </w:r>
-      <w:proofErr w:type="gramEnd"/>
-      <w:r>
-        <w:t xml:space="preserve"> </w:t>
-      </w:r>
-      <w:proofErr w:type="gramStart"/>
-      <w:r>
-        <w:t>—</w:t>
-      </w:r>
-      <w:proofErr w:type="gramEnd"/>
-      <w:r>
-        <w:t xml:space="preserve"> 補充設計決策</w:t>
+      <w:r>
+        <w:t>雪天列車 — 補充設計決策</w:t>
       </w:r>
     </w:p>
     <w:p>
@@ -32,26 +19,13 @@
         <w:t>文件說明：</w:t>
       </w:r>
       <w:r>
-        <w:t>本文件記錄對話討論中確認的設計，內容有別於原始企劃書</w:t>
-      </w:r>
-      <w:proofErr w:type="gramStart"/>
-      <w:r>
-        <w:t>（</w:t>
-      </w:r>
-      <w:proofErr w:type="gramEnd"/>
-      <w:r>
-        <w:t>雪天列車</w:t>
+        <w:t>本文件記錄對話討論中確認的設計，內容有別於原始企劃書（雪天列車</w:t>
       </w:r>
       <w:r>
         <w:t>.docx</w:t>
       </w:r>
-      <w:proofErr w:type="gramStart"/>
-      <w:r>
-        <w:t>）</w:t>
-      </w:r>
-      <w:proofErr w:type="gramEnd"/>
-      <w:r>
-        <w:t>。兩份文件並行，以本文件為程式實作的依據。</w:t>
+      <w:r>
+        <w:t>）。兩份文件並行，以本文件為程式實作的依據。</w:t>
       </w:r>
     </w:p>
     <w:p>
@@ -84,13 +58,8 @@
       </w:r>
     </w:p>
     <w:p>
-      <w:proofErr w:type="gramStart"/>
-      <w:r>
-        <w:t>主牌池</w:t>
-      </w:r>
-      <w:proofErr w:type="gramEnd"/>
-      <w:r>
-        <w:t>：每天預設</w:t>
+      <w:r>
+        <w:t>主牌池：每天預設</w:t>
       </w:r>
       <w:r>
         <w:t xml:space="preserve"> 3 </w:t>
@@ -126,19 +95,9 @@
       </w:r>
     </w:p>
     <w:p>
-      <w:proofErr w:type="gramStart"/>
-      <w:r>
-        <w:t>故事鏈有自己</w:t>
-      </w:r>
-      <w:proofErr w:type="gramEnd"/>
-      <w:r>
-        <w:t>獨立的天數計算，與</w:t>
-      </w:r>
-      <w:proofErr w:type="gramStart"/>
-      <w:r>
-        <w:t>主牌池的</w:t>
-      </w:r>
-      <w:proofErr w:type="gramEnd"/>
+      <w:r>
+        <w:t>故事鏈有自己獨立的天數計算，與主牌池的</w:t>
+      </w:r>
       <w:r>
         <w:t xml:space="preserve"> 3 </w:t>
       </w:r>
@@ -151,15 +110,7 @@
         <w:t>故事鏈的每張牌可標記</w:t>
       </w:r>
       <w:r>
-        <w:t xml:space="preserve"> </w:t>
-      </w:r>
-      <w:proofErr w:type="spellStart"/>
-      <w:r>
-        <w:t>endsDay</w:t>
-      </w:r>
-      <w:proofErr w:type="spellEnd"/>
-      <w:r>
-        <w:t>: true</w:t>
+        <w:t xml:space="preserve"> endsDay: true</w:t>
       </w:r>
       <w:r>
         <w:t>，由故事鏈設計者決定哪張牌結束一天。</w:t>
@@ -194,13 +145,8 @@
         <w:t>張標記</w:t>
       </w:r>
       <w:r>
-        <w:t xml:space="preserve"> </w:t>
-      </w:r>
-      <w:proofErr w:type="spellStart"/>
-      <w:r>
-        <w:t>endsDay</w:t>
-      </w:r>
-      <w:proofErr w:type="spellEnd"/>
+        <w:t xml:space="preserve"> endsDay</w:t>
+      </w:r>
       <w:r>
         <w:t>，代表整個鏈跨越</w:t>
       </w:r>
@@ -217,15 +163,7 @@
         <w:pStyle w:val="2"/>
       </w:pPr>
       <w:r>
-        <w:t>1-3 年齡池切換</w:t>
-      </w:r>
-      <w:proofErr w:type="gramStart"/>
-      <w:r>
-        <w:t>閾</w:t>
-      </w:r>
-      <w:proofErr w:type="gramEnd"/>
-      <w:r>
-        <w:t>值（綁定天數）</w:t>
+        <w:t>1-3 年齡池切換閾值（綁定天數）</w:t>
       </w:r>
     </w:p>
     <w:p/>
@@ -931,15 +869,7 @@
     <w:p/>
     <w:p>
       <w:r>
-        <w:t>注意：</w:t>
-      </w:r>
-      <w:proofErr w:type="gramStart"/>
-      <w:r>
-        <w:t>年齡池以天數</w:t>
-      </w:r>
-      <w:proofErr w:type="gramEnd"/>
-      <w:r>
-        <w:t>為準，不是年齡數值。玩家若在青年池死亡，不會進入中年池。</w:t>
+        <w:t>注意：年齡池以天數為準，不是年齡數值。玩家若在青年池死亡，不會進入中年池。</w:t>
       </w:r>
     </w:p>
     <w:p/>
@@ -984,15 +914,7 @@
         <w:t xml:space="preserve">Entropy </w:t>
       </w:r>
       <w:r>
-        <w:t>的觸發</w:t>
-      </w:r>
-      <w:proofErr w:type="gramStart"/>
-      <w:r>
-        <w:t>閾</w:t>
-      </w:r>
-      <w:proofErr w:type="gramEnd"/>
-      <w:r>
-        <w:t>值為</w:t>
+        <w:t>的觸發閾值為</w:t>
       </w:r>
       <w:r>
         <w:t xml:space="preserve"> 100</w:t>
@@ -1034,36 +956,12 @@
         <w:pStyle w:val="2"/>
       </w:pPr>
       <w:r>
-        <w:t>2-3 夢境</w:t>
-      </w:r>
-      <w:proofErr w:type="gramStart"/>
-      <w:r>
-        <w:t>卡牌庫</w:t>
-      </w:r>
-      <w:proofErr w:type="gramEnd"/>
-      <w:r>
-        <w:t>來源</w:t>
-      </w:r>
-    </w:p>
-    <w:p>
-      <w:r>
-        <w:t>夢境卡來自獨立的</w:t>
-      </w:r>
-      <w:proofErr w:type="gramStart"/>
-      <w:r>
-        <w:t>固定牌庫</w:t>
-      </w:r>
-      <w:proofErr w:type="gramEnd"/>
-      <w:r>
-        <w:t>，與</w:t>
-      </w:r>
-      <w:proofErr w:type="gramStart"/>
-      <w:r>
-        <w:t>主牌池</w:t>
-      </w:r>
-      <w:proofErr w:type="gramEnd"/>
-      <w:r>
-        <w:t>（</w:t>
+        <w:t>2-3 夢境卡牌庫來源</w:t>
+      </w:r>
+    </w:p>
+    <w:p>
+      <w:r>
+        <w:t>夢境卡來自獨立的固定牌庫，與主牌池（</w:t>
       </w:r>
       <w:r>
         <w:t xml:space="preserve">160 </w:t>
@@ -1074,15 +972,7 @@
     </w:p>
     <w:p>
       <w:r>
-        <w:t>每張夢境牌標記一個觸發維度，對應</w:t>
-      </w:r>
-      <w:proofErr w:type="gramStart"/>
-      <w:r>
-        <w:t>裏</w:t>
-      </w:r>
-      <w:proofErr w:type="gramEnd"/>
-      <w:r>
-        <w:t>數值的某個指標（穩定</w:t>
+        <w:t>每張夢境牌標記一個觸發維度，對應裏數值的某個指標（穩定</w:t>
       </w:r>
       <w:r>
         <w:t>/</w:t>
@@ -1115,15 +1005,7 @@
         <w:pStyle w:val="2"/>
       </w:pPr>
       <w:r>
-        <w:t xml:space="preserve">2-4 </w:t>
-      </w:r>
-      <w:proofErr w:type="gramStart"/>
-      <w:r>
-        <w:t>選牌邏輯</w:t>
-      </w:r>
-      <w:proofErr w:type="gramEnd"/>
-      <w:r>
-        <w:t>（依玩家當前裏數值動態篩選）</w:t>
+        <w:t>2-4 選牌邏輯（依玩家當前裏數值動態篩選）</w:t>
       </w:r>
     </w:p>
     <w:p>
@@ -1147,23 +1029,7 @@
         </w:numPr>
       </w:pPr>
       <w:r>
-        <w:t>步驟</w:t>
-      </w:r>
-      <w:proofErr w:type="gramStart"/>
-      <w:r>
-        <w:t>一</w:t>
-      </w:r>
-      <w:proofErr w:type="gramEnd"/>
-      <w:r>
-        <w:t>：找出玩家當前</w:t>
-      </w:r>
-      <w:proofErr w:type="gramStart"/>
-      <w:r>
-        <w:t>裏</w:t>
-      </w:r>
-      <w:proofErr w:type="gramEnd"/>
-      <w:r>
-        <w:t>數值最低的</w:t>
+        <w:t>步驟一：找出玩家當前裏數值最低的</w:t>
       </w:r>
       <w:r>
         <w:t xml:space="preserve"> 1</w:t>
@@ -1187,15 +1053,7 @@
         </w:numPr>
       </w:pPr>
       <w:r>
-        <w:t>步驟二：從固定</w:t>
-      </w:r>
-      <w:proofErr w:type="gramStart"/>
-      <w:r>
-        <w:t>夢境牌庫中</w:t>
-      </w:r>
-      <w:proofErr w:type="gramEnd"/>
-      <w:r>
-        <w:t>，撈出觸發維度符合的牌</w:t>
+        <w:t>步驟二：從固定夢境牌庫中，撈出觸發維度符合的牌</w:t>
       </w:r>
     </w:p>
     <w:p>
@@ -1207,15 +1065,7 @@
         </w:numPr>
       </w:pPr>
       <w:r>
-        <w:t>步驟</w:t>
-      </w:r>
-      <w:proofErr w:type="gramStart"/>
-      <w:r>
-        <w:t>三</w:t>
-      </w:r>
-      <w:proofErr w:type="gramEnd"/>
-      <w:r>
-        <w:t>：從符合的牌中隨機抽取</w:t>
+        <w:t>步驟三：從符合的牌中隨機抽取</w:t>
       </w:r>
     </w:p>
     <w:p>
@@ -1265,15 +1115,7 @@
         <w:t xml:space="preserve"> 100</w:t>
       </w:r>
       <w:r>
-        <w:t>，</w:t>
-      </w:r>
-      <w:proofErr w:type="gramStart"/>
-      <w:r>
-        <w:t>不</w:t>
-      </w:r>
-      <w:proofErr w:type="gramEnd"/>
-      <w:r>
-        <w:t>立即觸發夢境卡。</w:t>
+        <w:t>，不立即觸發夢境卡。</w:t>
       </w:r>
     </w:p>
     <w:p>
@@ -1369,21 +1211,11 @@
     </w:p>
     <w:p>
       <w:r>
-        <w:t>夢境卡結束後，玩家的選擇結果會以晨間殘留的形式影響隔天的</w:t>
-      </w:r>
-      <w:proofErr w:type="gramStart"/>
-      <w:r>
-        <w:t>裏</w:t>
-      </w:r>
-      <w:proofErr w:type="gramEnd"/>
-      <w:r>
-        <w:t>數值效果。晨間殘留持續一天，天結束後（</w:t>
-      </w:r>
-      <w:proofErr w:type="spellStart"/>
+        <w:t>夢境卡結束後，玩家的選擇結果會以晨間殘留的形式影響隔天的裏數值效果。晨間殘留持續一天，天結束後（</w:t>
+      </w:r>
       <w:r>
         <w:t>advanceDay</w:t>
       </w:r>
-      <w:proofErr w:type="spellEnd"/>
       <w:r>
         <w:t>）自動清除。</w:t>
       </w:r>
@@ -1423,18 +1255,7 @@
     </w:p>
     <w:p>
       <w:r>
-        <w:t>每張夢境卡的每</w:t>
-      </w:r>
-      <w:proofErr w:type="gramStart"/>
-      <w:r>
-        <w:t>個</w:t>
-      </w:r>
-      <w:proofErr w:type="gramEnd"/>
-      <w:r>
-        <w:t>方向選項</w:t>
-      </w:r>
-      <w:r>
-        <w:t>各帶一個</w:t>
+        <w:t>每張夢境卡的每個方向選項各帶一個</w:t>
       </w:r>
       <w:r>
         <w:t xml:space="preserve"> morningScore </w:t>
@@ -1461,15 +1282,7 @@
         <w:t>三張夢境卡打完後，三個</w:t>
       </w:r>
       <w:r>
-        <w:t xml:space="preserve"> </w:t>
-      </w:r>
-      <w:proofErr w:type="spellStart"/>
-      <w:r>
-        <w:t>morningScore</w:t>
-      </w:r>
-      <w:proofErr w:type="spellEnd"/>
-      <w:r>
-        <w:t xml:space="preserve"> </w:t>
+        <w:t xml:space="preserve"> morningScore </w:t>
       </w:r>
       <w:r>
         <w:t>加總，總分範圍為</w:t>
@@ -2684,15 +2497,7 @@
     </w:p>
     <w:p>
       <w:r>
-        <w:t>晨間殘留乘數只作用於以下五個</w:t>
-      </w:r>
-      <w:proofErr w:type="gramStart"/>
-      <w:r>
-        <w:t>裏</w:t>
-      </w:r>
-      <w:proofErr w:type="gramEnd"/>
-      <w:r>
-        <w:t>數值：</w:t>
+        <w:t>晨間殘留乘數只作用於以下五個裏數值：</w:t>
       </w:r>
       <w:r>
         <w:t>Stability</w:t>
@@ -2722,15 +2527,7 @@
         <w:t>hide Vitality</w:t>
       </w:r>
       <w:r>
-        <w:t>（</w:t>
-      </w:r>
-      <w:proofErr w:type="gramStart"/>
-      <w:r>
-        <w:t>裏</w:t>
-      </w:r>
-      <w:proofErr w:type="gramEnd"/>
-      <w:r>
-        <w:t>生命值）。</w:t>
+        <w:t>（裏生命值）。</w:t>
       </w:r>
     </w:p>
     <w:p>
@@ -3016,10 +2813,69 @@
     </w:p>
     <w:p>
       <w:pPr>
+        <w:pStyle w:val="4"/>
+      </w:pPr>
+      <w:r>
+        <w:t xml:space="preserve">3-5-4 </w:t>
+      </w:r>
+      <w:r>
+        <w:t>年齡池條件應用</w:t>
+      </w:r>
+    </w:p>
+    <w:p>
+      <w:r>
+        <w:t>壓力牌預設全局通用（不分年齡池），以減少劇本工作量。但劇本設計師可為少數敘</w:t>
+      </w:r>
+      <w:r>
+        <w:lastRenderedPageBreak/>
+        <w:t>事強度高的牌加上年齡池限制，使其只在特定年齡池出現。</w:t>
+      </w:r>
+    </w:p>
+    <w:p>
+      <w:r>
+        <w:t>做法：在「壓力牌」</w:t>
+      </w:r>
+      <w:r>
+        <w:t xml:space="preserve">Excel sheet </w:t>
+      </w:r>
+      <w:r>
+        <w:t>新增「適用年齡池」欄，填入一或多個池名（逗號分隔，如</w:t>
+      </w:r>
+      <w:r>
+        <w:t xml:space="preserve"> childhood </w:t>
+      </w:r>
+      <w:r>
+        <w:t>或</w:t>
+      </w:r>
+      <w:r>
+        <w:t xml:space="preserve"> juvenile,youth</w:t>
+      </w:r>
+      <w:r>
+        <w:t>）；留空代表全池通用。換日注入時系統只從「無限制」或「符合當前年齡池」的壓力牌中抽取。</w:t>
+      </w:r>
+    </w:p>
+    <w:p>
+      <w:r>
+        <w:t>建議策略：以通用牌為主體，少數牌加年齡限制（如「考試焦慮」只在</w:t>
+      </w:r>
+      <w:r>
+        <w:t xml:space="preserve"> juvenile/youth </w:t>
+      </w:r>
+      <w:r>
+        <w:t>出現，「職業倦怠」只在</w:t>
+      </w:r>
+      <w:r>
+        <w:t xml:space="preserve"> midlife/elder </w:t>
+      </w:r>
+      <w:r>
+        <w:t>出現），不需整組按年齡池重寫。</w:t>
+      </w:r>
+    </w:p>
+    <w:p>
+      <w:pPr>
         <w:pStyle w:val="1"/>
       </w:pPr>
       <w:r>
-        <w:lastRenderedPageBreak/>
         <w:t>四、牌堆三層架構（Deck Engine）</w:t>
       </w:r>
     </w:p>
@@ -3185,19 +3041,11 @@
             </w:tcMar>
           </w:tcPr>
           <w:p>
-            <w:proofErr w:type="gramStart"/>
-            <w:r>
-              <w:rPr>
-                <w:color w:val="000000"/>
-              </w:rPr>
-              <w:t>主牌池</w:t>
-            </w:r>
-            <w:proofErr w:type="gramEnd"/>
-            <w:r>
-              <w:rPr>
-                <w:color w:val="000000"/>
-              </w:rPr>
-              <w:t>（</w:t>
+            <w:r>
+              <w:rPr>
+                <w:color w:val="000000"/>
+              </w:rPr>
+              <w:t>主牌池（</w:t>
             </w:r>
             <w:r>
               <w:rPr>
@@ -3235,21 +3083,7 @@
               <w:rPr>
                 <w:color w:val="000000"/>
               </w:rPr>
-              <w:t>按年齡分區的</w:t>
-            </w:r>
-            <w:proofErr w:type="gramStart"/>
-            <w:r>
-              <w:rPr>
-                <w:color w:val="000000"/>
-              </w:rPr>
-              <w:t>正常牌庫</w:t>
-            </w:r>
-            <w:proofErr w:type="gramEnd"/>
-            <w:r>
-              <w:rPr>
-                <w:color w:val="000000"/>
-              </w:rPr>
-              <w:t>，依天數切換童年</w:t>
+              <w:t>按年齡分區的正常牌庫，依天數切換童年</w:t>
             </w:r>
             <w:r>
               <w:rPr>
@@ -3377,16 +3211,8 @@
               <w:rPr>
                 <w:color w:val="000000"/>
               </w:rPr>
-              <w:t>特定選擇觸發的連續事件牌，插隊執行，結束後回到</w:t>
-            </w:r>
-            <w:proofErr w:type="gramStart"/>
-            <w:r>
-              <w:rPr>
-                <w:color w:val="000000"/>
-              </w:rPr>
-              <w:t>主牌池</w:t>
-            </w:r>
-            <w:proofErr w:type="gramEnd"/>
+              <w:t>特定選擇觸發的連續事件牌，插隊執行，結束後回到主牌池</w:t>
+            </w:r>
           </w:p>
         </w:tc>
       </w:tr>
@@ -3477,16 +3303,8 @@
               <w:rPr>
                 <w:color w:val="000000"/>
               </w:rPr>
-              <w:t>玩家的某個選擇在未來某個時間點觸發</w:t>
-            </w:r>
-            <w:proofErr w:type="gramStart"/>
-            <w:r>
-              <w:rPr>
-                <w:color w:val="000000"/>
-              </w:rPr>
-              <w:t>對應牌卡</w:t>
-            </w:r>
-            <w:proofErr w:type="gramEnd"/>
+              <w:t>玩家的某個選擇在未來某個時間點觸發對應牌卡</w:t>
+            </w:r>
           </w:p>
         </w:tc>
       </w:tr>
@@ -3812,21 +3630,7 @@
               <w:rPr>
                 <w:color w:val="000000"/>
               </w:rPr>
-              <w:t>數值</w:t>
-            </w:r>
-            <w:proofErr w:type="gramStart"/>
-            <w:r>
-              <w:rPr>
-                <w:color w:val="000000"/>
-              </w:rPr>
-              <w:t>閾</w:t>
-            </w:r>
-            <w:proofErr w:type="gramEnd"/>
-            <w:r>
-              <w:rPr>
-                <w:color w:val="000000"/>
-              </w:rPr>
-              <w:t>值觸發</w:t>
+              <w:t>數值閾值觸發</w:t>
             </w:r>
           </w:p>
         </w:tc>
@@ -3940,19 +3744,11 @@
             </w:tcMar>
           </w:tcPr>
           <w:p>
-            <w:proofErr w:type="gramStart"/>
-            <w:r>
-              <w:rPr>
-                <w:color w:val="000000"/>
-              </w:rPr>
-              <w:t>特定牌卡事件</w:t>
-            </w:r>
-            <w:proofErr w:type="gramEnd"/>
-            <w:r>
-              <w:rPr>
-                <w:color w:val="000000"/>
-              </w:rPr>
-              <w:t>發生後觸發</w:t>
+            <w:r>
+              <w:rPr>
+                <w:color w:val="000000"/>
+              </w:rPr>
+              <w:t>特定牌卡事件發生後觸發</w:t>
             </w:r>
           </w:p>
         </w:tc>
@@ -4106,6 +3902,7 @@
         <w:pStyle w:val="1"/>
       </w:pPr>
       <w:r>
+        <w:lastRenderedPageBreak/>
         <w:t>六、待討論事項</w:t>
       </w:r>
     </w:p>
@@ -4139,15 +3936,7 @@
         <w:t>/</w:t>
       </w:r>
       <w:r>
-        <w:t>降低規則（哪</w:t>
-      </w:r>
-      <w:proofErr w:type="gramStart"/>
-      <w:r>
-        <w:t>個</w:t>
-      </w:r>
-      <w:proofErr w:type="gramEnd"/>
-      <w:r>
-        <w:t>選項對應什麼結果）</w:t>
+        <w:t>降低規則（哪個選項對應什麼結果）</w:t>
       </w:r>
     </w:p>
     <w:p>
@@ -4183,15 +3972,7 @@
         <w:t xml:space="preserve"> 32 </w:t>
       </w:r>
       <w:r>
-        <w:t>對卦</w:t>
-      </w:r>
-      <w:proofErr w:type="gramStart"/>
-      <w:r>
-        <w:t>象</w:t>
-      </w:r>
-      <w:proofErr w:type="gramEnd"/>
-      <w:r>
-        <w:t>，由劇本設計師與遊戲設計師共同制定）</w:t>
+        <w:t>對卦象，由劇本設計師與遊戲設計師共同制定）</w:t>
       </w:r>
     </w:p>
     <w:p/>
@@ -4200,15 +3981,7 @@
         <w:pStyle w:val="1"/>
       </w:pPr>
       <w:r>
-        <w:t>七、</w:t>
-      </w:r>
-      <w:proofErr w:type="gramStart"/>
-      <w:r>
-        <w:t>牌卡選項</w:t>
-      </w:r>
-      <w:proofErr w:type="gramEnd"/>
-      <w:r>
-        <w:t>格式與靈魂系統</w:t>
+        <w:t>七、牌卡選項格式與靈魂系統</w:t>
       </w:r>
     </w:p>
     <w:p>
@@ -4234,15 +4007,7 @@
         <w:t>核心概念：</w:t>
       </w:r>
       <w:r>
-        <w:t>階段</w:t>
-      </w:r>
-      <w:proofErr w:type="gramStart"/>
-      <w:r>
-        <w:t>一</w:t>
-      </w:r>
-      <w:proofErr w:type="gramEnd"/>
-      <w:r>
-        <w:t>輸出的不只是數值，還有玩家「這一生的靈魂課題」。</w:t>
+        <w:t>階段一輸出的不只是數值，還有玩家「這一生的靈魂課題」。</w:t>
       </w:r>
     </w:p>
     <w:p/>
@@ -4302,15 +4067,7 @@
     <w:p/>
     <w:p>
       <w:r>
-        <w:t>因此，同一張牌的同一</w:t>
-      </w:r>
-      <w:proofErr w:type="gramStart"/>
-      <w:r>
-        <w:t>個</w:t>
-      </w:r>
-      <w:proofErr w:type="gramEnd"/>
-      <w:r>
-        <w:t>選項，對不同玩家的靈魂意義完全不同：</w:t>
+        <w:t>因此，同一張牌的同一個選項，對不同玩家的靈魂意義完全不同：</w:t>
       </w:r>
     </w:p>
     <w:p>
@@ -4363,21 +4120,12 @@
     </w:p>
     <w:p/>
     <w:p>
-      <w:proofErr w:type="gramStart"/>
       <w:r>
         <w:rPr>
           <w:b/>
           <w:bCs/>
         </w:rPr>
-        <w:t>因此卡牌效果</w:t>
-      </w:r>
-      <w:proofErr w:type="gramEnd"/>
-      <w:r>
-        <w:rPr>
-          <w:b/>
-          <w:bCs/>
-        </w:rPr>
-        <w:t>分為兩層：</w:t>
+        <w:t>因此卡牌效果分為兩層：</w:t>
       </w:r>
     </w:p>
     <w:p/>
@@ -4692,15 +4440,7 @@
     </w:p>
     <w:p>
       <w:r>
-        <w:t>劇本人員不需要知道每位玩家的課題，只需要標記每</w:t>
-      </w:r>
-      <w:proofErr w:type="gramStart"/>
-      <w:r>
-        <w:t>個</w:t>
-      </w:r>
-      <w:proofErr w:type="gramEnd"/>
-      <w:r>
-        <w:t>選項在靈魂層面代表的方向。</w:t>
+        <w:t>劇本人員不需要知道每位玩家的課題，只需要標記每個選項在靈魂層面代表的方向。</w:t>
       </w:r>
     </w:p>
     <w:p/>
@@ -4762,15 +4502,7 @@
     </w:p>
     <w:p>
       <w:r>
-        <w:t>階段</w:t>
-      </w:r>
-      <w:proofErr w:type="gramStart"/>
-      <w:r>
-        <w:t>一</w:t>
-      </w:r>
-      <w:proofErr w:type="gramEnd"/>
-      <w:r>
-        <w:t>（靈魂校準）輸出的是玩家的「靈魂指紋」，而非固定課題清單。</w:t>
+        <w:t>階段一（靈魂校準）輸出的是玩家的「靈魂指紋」，而非固定課題清單。</w:t>
       </w:r>
     </w:p>
     <w:p>
@@ -4780,13 +4512,8 @@
       <w:r>
         <w:t xml:space="preserve"> 8 </w:t>
       </w:r>
-      <w:proofErr w:type="gramStart"/>
-      <w:r>
-        <w:t>個</w:t>
-      </w:r>
-      <w:proofErr w:type="gramEnd"/>
-      <w:r>
-        <w:t>指標各自的病灶位置（對應具體的爻位與防衛機制方向）。</w:t>
+      <w:r>
+        <w:t>個指標各自的病灶位置（對應具體的爻位與防衛機制方向）。</w:t>
       </w:r>
     </w:p>
     <w:p>
@@ -4796,16 +4523,7 @@
     </w:p>
     <w:p>
       <w:r>
-        <w:lastRenderedPageBreak/>
-        <w:t>同一</w:t>
-      </w:r>
-      <w:proofErr w:type="gramStart"/>
-      <w:r>
-        <w:t>個</w:t>
-      </w:r>
-      <w:proofErr w:type="gramEnd"/>
-      <w:r>
-        <w:t>選項對不同玩家可能代表「成長」或「退縮」，完全取決於各自的靈魂指紋。</w:t>
+        <w:t>同一個選項對不同玩家可能代表「成長」或「退縮」，完全取決於各自的靈魂指紋。</w:t>
       </w:r>
     </w:p>
     <w:p/>
@@ -4819,28 +4537,12 @@
     </w:p>
     <w:p>
       <w:r>
-        <w:t>劇本人員為每</w:t>
-      </w:r>
-      <w:proofErr w:type="gramStart"/>
-      <w:r>
-        <w:t>個</w:t>
-      </w:r>
-      <w:proofErr w:type="gramEnd"/>
-      <w:r>
-        <w:t>選項標記關鍵字，代表該選擇在靈魂層面的方向。</w:t>
-      </w:r>
-    </w:p>
-    <w:p>
-      <w:r>
-        <w:t>標記</w:t>
-      </w:r>
-      <w:proofErr w:type="gramStart"/>
-      <w:r>
-        <w:t>採</w:t>
-      </w:r>
-      <w:proofErr w:type="gramEnd"/>
-      <w:r>
-        <w:t>「完整版」，對應</w:t>
+        <w:t>劇本人員為每個選項標記關鍵字，代表該選擇在靈魂層面的方向。</w:t>
+      </w:r>
+    </w:p>
+    <w:p>
+      <w:r>
+        <w:t>標記採「完整版」，對應</w:t>
       </w:r>
       <w:r>
         <w:t xml:space="preserve"> 32 </w:t>
@@ -5152,19 +4854,11 @@
             </w:tcMar>
           </w:tcPr>
           <w:p>
-            <w:proofErr w:type="gramStart"/>
-            <w:r>
-              <w:rPr>
-                <w:color w:val="000000"/>
-              </w:rPr>
-              <w:t>裏</w:t>
-            </w:r>
-            <w:proofErr w:type="gramEnd"/>
-            <w:r>
-              <w:rPr>
-                <w:color w:val="000000"/>
-              </w:rPr>
-              <w:t>層數值（間接）</w:t>
+            <w:r>
+              <w:rPr>
+                <w:color w:val="000000"/>
+              </w:rPr>
+              <w:t>裏層數值（間接）</w:t>
             </w:r>
           </w:p>
         </w:tc>
@@ -5355,28 +5049,12 @@
         <w:pStyle w:val="2"/>
       </w:pPr>
       <w:r>
-        <w:t>7-4 成長門檻機制（來自階段</w:t>
-      </w:r>
-      <w:proofErr w:type="gramStart"/>
-      <w:r>
-        <w:t>一</w:t>
-      </w:r>
-      <w:proofErr w:type="gramEnd"/>
-      <w:r>
-        <w:t>校準結果）</w:t>
-      </w:r>
-    </w:p>
-    <w:p>
-      <w:r>
-        <w:t>階段</w:t>
-      </w:r>
-      <w:proofErr w:type="gramStart"/>
-      <w:r>
-        <w:t>一</w:t>
-      </w:r>
-      <w:proofErr w:type="gramEnd"/>
-      <w:r>
-        <w:t>的每個指標，根據玩家當時選擇的選項（</w:t>
+        <w:t>7-4 成長門檻機制（來自階段一校準結果）</w:t>
+      </w:r>
+    </w:p>
+    <w:p>
+      <w:r>
+        <w:t>階段一的每個指標，根據玩家當時選擇的選項（</w:t>
       </w:r>
       <w:r>
         <w:t>A/B/C</w:t>
@@ -5697,7 +5375,14 @@
               <w:rPr>
                 <w:color w:val="000000"/>
               </w:rPr>
-              <w:t>玩家陷在慣性中，需要一定次數的對齊選擇才能突破</w:t>
+              <w:t>玩家陷在慣性中，需要一定次數的對齊選擇才能突</w:t>
+            </w:r>
+            <w:r>
+              <w:rPr>
+                <w:color w:val="000000"/>
+              </w:rPr>
+              <w:lastRenderedPageBreak/>
+              <w:t>破</w:t>
             </w:r>
           </w:p>
         </w:tc>
@@ -5725,6 +5410,7 @@
               <w:rPr>
                 <w:color w:val="000000"/>
               </w:rPr>
+              <w:lastRenderedPageBreak/>
               <w:t>選項</w:t>
             </w:r>
             <w:r>
@@ -5825,11 +5511,7 @@
         <w:t xml:space="preserve"> = </w:t>
       </w:r>
       <w:r>
-        <w:t>玩家在階段二中，針對該指標需要做幾次「靈魂對齊選擇」，才能解鎖靈魂成</w:t>
-      </w:r>
-      <w:r>
-        <w:lastRenderedPageBreak/>
-        <w:t>長效果。</w:t>
+        <w:t>玩家在階段二中，針對該指標需要做幾次「靈魂對齊選擇」，才能解鎖靈魂成長效果。</w:t>
       </w:r>
     </w:p>
     <w:p>
@@ -5888,28 +5570,15 @@
         <w:t>階段一結束後存入</w:t>
       </w:r>
       <w:r>
-        <w:t xml:space="preserve"> </w:t>
-      </w:r>
-      <w:proofErr w:type="spellStart"/>
-      <w:r>
-        <w:t>gameStore</w:t>
-      </w:r>
-      <w:proofErr w:type="spellEnd"/>
+        <w:t xml:space="preserve"> gameStore</w:t>
+      </w:r>
       <w:r>
         <w:t>，供階段二所有靈魂標記計算查詢。</w:t>
       </w:r>
     </w:p>
     <w:p>
       <w:r>
-        <w:t>每</w:t>
-      </w:r>
-      <w:proofErr w:type="gramStart"/>
-      <w:r>
-        <w:t>個</w:t>
-      </w:r>
-      <w:proofErr w:type="gramEnd"/>
-      <w:r>
-        <w:t>指標（共</w:t>
+        <w:t>每個指標（共</w:t>
       </w:r>
       <w:r>
         <w:t xml:space="preserve"> 8 </w:t>
@@ -6052,14 +5721,12 @@
             </w:tcMar>
           </w:tcPr>
           <w:p>
-            <w:proofErr w:type="spellStart"/>
             <w:r>
               <w:rPr>
                 <w:color w:val="000000"/>
               </w:rPr>
               <w:t>indicatorId</w:t>
             </w:r>
-            <w:proofErr w:type="spellEnd"/>
           </w:p>
         </w:tc>
         <w:tc>
@@ -6134,14 +5801,12 @@
             </w:tcMar>
           </w:tcPr>
           <w:p>
-            <w:proofErr w:type="spellStart"/>
             <w:r>
               <w:rPr>
                 <w:color w:val="000000"/>
               </w:rPr>
               <w:t>hexagramPair</w:t>
             </w:r>
-            <w:proofErr w:type="spellEnd"/>
           </w:p>
         </w:tc>
         <w:tc>
@@ -6192,21 +5857,7 @@
               <w:rPr>
                 <w:color w:val="000000"/>
               </w:rPr>
-              <w:t>本次隨機抽到的卦</w:t>
-            </w:r>
-            <w:proofErr w:type="gramStart"/>
-            <w:r>
-              <w:rPr>
-                <w:color w:val="000000"/>
-              </w:rPr>
-              <w:t>象</w:t>
-            </w:r>
-            <w:proofErr w:type="gramEnd"/>
-            <w:r>
-              <w:rPr>
-                <w:color w:val="000000"/>
-              </w:rPr>
-              <w:t>對</w:t>
+              <w:t>本次隨機抽到的卦象對</w:t>
             </w:r>
             <w:r>
               <w:rPr>
@@ -6236,14 +5887,12 @@
             </w:tcMar>
           </w:tcPr>
           <w:p>
-            <w:proofErr w:type="spellStart"/>
             <w:r>
               <w:rPr>
                 <w:color w:val="000000"/>
               </w:rPr>
               <w:t>sliderValue</w:t>
             </w:r>
-            <w:proofErr w:type="spellEnd"/>
           </w:p>
         </w:tc>
         <w:tc>
@@ -6294,21 +5943,7 @@
               <w:rPr>
                 <w:color w:val="000000"/>
               </w:rPr>
-              <w:t>玩家的滑</w:t>
-            </w:r>
-            <w:proofErr w:type="gramStart"/>
-            <w:r>
-              <w:rPr>
-                <w:color w:val="000000"/>
-              </w:rPr>
-              <w:t>桿</w:t>
-            </w:r>
-            <w:proofErr w:type="gramEnd"/>
-            <w:r>
-              <w:rPr>
-                <w:color w:val="000000"/>
-              </w:rPr>
-              <w:t>位置，對應病灶爻位</w:t>
+              <w:t>玩家的滑桿位置，對應病灶爻位</w:t>
             </w:r>
           </w:p>
         </w:tc>
@@ -6332,14 +5967,12 @@
             </w:tcMar>
           </w:tcPr>
           <w:p>
-            <w:proofErr w:type="spellStart"/>
             <w:r>
               <w:rPr>
                 <w:color w:val="000000"/>
               </w:rPr>
               <w:t>chosenOption</w:t>
             </w:r>
-            <w:proofErr w:type="spellEnd"/>
           </w:p>
         </w:tc>
         <w:tc>
@@ -6414,14 +6047,12 @@
             </w:tcMar>
           </w:tcPr>
           <w:p>
-            <w:proofErr w:type="spellStart"/>
             <w:r>
               <w:rPr>
                 <w:color w:val="000000"/>
               </w:rPr>
               <w:t>growthThreshold</w:t>
             </w:r>
-            <w:proofErr w:type="spellEnd"/>
           </w:p>
         </w:tc>
         <w:tc>
@@ -6478,21 +6109,7 @@
               <w:rPr>
                 <w:color w:val="000000"/>
               </w:rPr>
-              <w:t xml:space="preserve"> </w:t>
-            </w:r>
-            <w:proofErr w:type="spellStart"/>
-            <w:r>
-              <w:rPr>
-                <w:color w:val="000000"/>
-              </w:rPr>
-              <w:t>chosenOption</w:t>
-            </w:r>
-            <w:proofErr w:type="spellEnd"/>
-            <w:r>
-              <w:rPr>
-                <w:color w:val="000000"/>
-              </w:rPr>
-              <w:t xml:space="preserve"> </w:t>
+              <w:t xml:space="preserve"> chosenOption </w:t>
             </w:r>
             <w:r>
               <w:rPr>
@@ -6500,42 +6117,36 @@
               </w:rPr>
               <w:t>衍生：</w:t>
             </w:r>
-            <w:proofErr w:type="spellStart"/>
             <w:r>
               <w:rPr>
                 <w:color w:val="000000"/>
               </w:rPr>
               <w:t>C→low</w:t>
             </w:r>
-            <w:proofErr w:type="spellEnd"/>
             <w:r>
               <w:rPr>
                 <w:color w:val="000000"/>
               </w:rPr>
               <w:t>、</w:t>
             </w:r>
-            <w:proofErr w:type="spellStart"/>
             <w:r>
               <w:rPr>
                 <w:color w:val="000000"/>
               </w:rPr>
               <w:t>A→medium</w:t>
             </w:r>
-            <w:proofErr w:type="spellEnd"/>
             <w:r>
               <w:rPr>
                 <w:color w:val="000000"/>
               </w:rPr>
               <w:t>、</w:t>
             </w:r>
-            <w:proofErr w:type="spellStart"/>
             <w:r>
               <w:rPr>
                 <w:color w:val="000000"/>
               </w:rPr>
               <w:t>B→high</w:t>
             </w:r>
-            <w:proofErr w:type="spellEnd"/>
           </w:p>
         </w:tc>
       </w:tr>
@@ -6546,15 +6157,7 @@
         <w:pStyle w:val="2"/>
       </w:pPr>
       <w:r>
-        <w:t xml:space="preserve">7-6 </w:t>
-      </w:r>
-      <w:proofErr w:type="gramStart"/>
-      <w:r>
-        <w:t>最終卡牌選項</w:t>
-      </w:r>
-      <w:proofErr w:type="gramEnd"/>
-      <w:r>
-        <w:t>格式（7 個格子）</w:t>
+        <w:t>7-6 最終卡牌選項格式（7 個格子）</w:t>
       </w:r>
     </w:p>
     <w:p>
@@ -6577,15 +6180,7 @@
         <w:t>/</w:t>
       </w:r>
       <w:r>
-        <w:t>右），每</w:t>
-      </w:r>
-      <w:proofErr w:type="gramStart"/>
-      <w:r>
-        <w:t>個</w:t>
-      </w:r>
-      <w:proofErr w:type="gramEnd"/>
-      <w:r>
-        <w:t>選項包含以下格子：</w:t>
+        <w:t>右），每個選項包含以下格子：</w:t>
       </w:r>
     </w:p>
     <w:p/>
@@ -6658,7 +6253,6 @@
             </w:tcMar>
           </w:tcPr>
           <w:p>
-            <w:proofErr w:type="gramStart"/>
             <w:r>
               <w:rPr>
                 <w:b/>
@@ -6667,7 +6261,6 @@
               </w:rPr>
               <w:t>是否必填</w:t>
             </w:r>
-            <w:proofErr w:type="gramEnd"/>
           </w:p>
         </w:tc>
         <w:tc>
@@ -6744,14 +6337,12 @@
             </w:tcMar>
           </w:tcPr>
           <w:p>
-            <w:proofErr w:type="gramStart"/>
             <w:r>
               <w:rPr>
                 <w:color w:val="000000"/>
               </w:rPr>
               <w:t>必填</w:t>
             </w:r>
-            <w:proofErr w:type="gramEnd"/>
           </w:p>
         </w:tc>
         <w:tc>
@@ -6880,19 +6471,12 @@
             </w:tcMar>
           </w:tcPr>
           <w:p>
-            <w:proofErr w:type="gramStart"/>
-            <w:r>
-              <w:rPr>
-                <w:color w:val="000000"/>
-              </w:rPr>
-              <w:t>裏</w:t>
-            </w:r>
-            <w:proofErr w:type="gramEnd"/>
-            <w:r>
-              <w:rPr>
-                <w:color w:val="000000"/>
-              </w:rPr>
-              <w:t>數值效果</w:t>
+            <w:r>
+              <w:rPr>
+                <w:color w:val="000000"/>
+              </w:rPr>
+              <w:lastRenderedPageBreak/>
+              <w:t>裏數值效果</w:t>
             </w:r>
           </w:p>
         </w:tc>
@@ -6940,19 +6524,11 @@
             </w:tcMar>
           </w:tcPr>
           <w:p>
-            <w:proofErr w:type="gramStart"/>
-            <w:r>
-              <w:rPr>
-                <w:color w:val="000000"/>
-              </w:rPr>
-              <w:t>裏</w:t>
-            </w:r>
-            <w:proofErr w:type="gramEnd"/>
-            <w:r>
-              <w:rPr>
-                <w:color w:val="000000"/>
-              </w:rPr>
-              <w:t>生命值、穩定、積極、理性、感性的加減量（精神力與幸運值為衍生值，不直接加減）</w:t>
+            <w:r>
+              <w:rPr>
+                <w:color w:val="000000"/>
+              </w:rPr>
+              <w:t>裏生命值、穩定、積極、理性、感性的加減量（精神力與幸運值為衍生值，不直接加減）</w:t>
             </w:r>
           </w:p>
         </w:tc>
@@ -7032,35 +6608,7 @@
               <w:rPr>
                 <w:color w:val="000000"/>
               </w:rPr>
-              <w:t>偽善度、</w:t>
-            </w:r>
-            <w:proofErr w:type="gramStart"/>
-            <w:r>
-              <w:rPr>
-                <w:color w:val="000000"/>
-              </w:rPr>
-              <w:t>冷血度</w:t>
-            </w:r>
-            <w:proofErr w:type="gramEnd"/>
-            <w:r>
-              <w:rPr>
-                <w:color w:val="000000"/>
-              </w:rPr>
-              <w:t>、</w:t>
-            </w:r>
-            <w:proofErr w:type="gramStart"/>
-            <w:r>
-              <w:rPr>
-                <w:color w:val="000000"/>
-              </w:rPr>
-              <w:t>壓抑熵的加減</w:t>
-            </w:r>
-            <w:proofErr w:type="gramEnd"/>
-            <w:r>
-              <w:rPr>
-                <w:color w:val="000000"/>
-              </w:rPr>
-              <w:t>量</w:t>
+              <w:t>偽善度、冷血度、壓抑熵的加減量</w:t>
             </w:r>
           </w:p>
         </w:tc>
@@ -7140,14 +6688,7 @@
               <w:rPr>
                 <w:color w:val="000000"/>
               </w:rPr>
-              <w:t>正負數值，負數代表寄生</w:t>
-            </w:r>
-            <w:r>
-              <w:rPr>
-                <w:color w:val="000000"/>
-              </w:rPr>
-              <w:lastRenderedPageBreak/>
-              <w:t>魂陷阱</w:t>
+              <w:t>正負數值，負數代表寄生魂陷阱</w:t>
             </w:r>
           </w:p>
         </w:tc>
@@ -7175,7 +6716,6 @@
               <w:rPr>
                 <w:color w:val="000000"/>
               </w:rPr>
-              <w:lastRenderedPageBreak/>
               <w:t>靈魂標記</w:t>
             </w:r>
           </w:p>
@@ -7332,20 +6872,53 @@
               <w:rPr>
                 <w:color w:val="000000"/>
               </w:rPr>
-              <w:t>排程</w:t>
-            </w:r>
-            <w:proofErr w:type="gramStart"/>
-            <w:r>
-              <w:rPr>
-                <w:color w:val="000000"/>
-              </w:rPr>
-              <w:t>未來牌</w:t>
-            </w:r>
-            <w:proofErr w:type="gramEnd"/>
+              <w:t>排程未來牌</w:t>
+            </w:r>
           </w:p>
         </w:tc>
       </w:tr>
     </w:tbl>
+    <w:p>
+      <w:r>
+        <w:t>【填寫規則】後續事件欄填入故事鏈的起始卡</w:t>
+      </w:r>
+      <w:r>
+        <w:t>ID</w:t>
+      </w:r>
+      <w:r>
+        <w:t>（如</w:t>
+      </w:r>
+      <w:r>
+        <w:t xml:space="preserve"> sc_001</w:t>
+      </w:r>
+      <w:r>
+        <w:t>），不是鏈</w:t>
+      </w:r>
+      <w:r>
+        <w:t>ID</w:t>
+      </w:r>
+      <w:r>
+        <w:t>（如</w:t>
+      </w:r>
+      <w:r>
+        <w:t xml:space="preserve"> chain_001</w:t>
+      </w:r>
+      <w:r>
+        <w:t>）。鏈</w:t>
+      </w:r>
+      <w:r>
+        <w:t xml:space="preserve">ID </w:t>
+      </w:r>
+      <w:r>
+        <w:t>僅作為</w:t>
+      </w:r>
+      <w:r>
+        <w:t xml:space="preserve"> Excel </w:t>
+      </w:r>
+      <w:r>
+        <w:t>管理分組用途。</w:t>
+      </w:r>
+    </w:p>
     <w:p/>
     <w:p>
       <w:r>
@@ -7537,21 +7110,7 @@
               <w:rPr>
                 <w:color w:val="000000"/>
               </w:rPr>
-              <w:t>每</w:t>
-            </w:r>
-            <w:proofErr w:type="gramStart"/>
-            <w:r>
-              <w:rPr>
-                <w:color w:val="000000"/>
-              </w:rPr>
-              <w:t>個</w:t>
-            </w:r>
-            <w:proofErr w:type="gramEnd"/>
-            <w:r>
-              <w:rPr>
-                <w:color w:val="000000"/>
-              </w:rPr>
-              <w:t>指標個別計算</w:t>
+              <w:t>每個指標個別計算</w:t>
             </w:r>
           </w:p>
         </w:tc>
@@ -7613,19 +7172,11 @@
             </w:tcMar>
           </w:tcPr>
           <w:p>
-            <w:proofErr w:type="gramStart"/>
-            <w:r>
-              <w:rPr>
-                <w:color w:val="000000"/>
-              </w:rPr>
-              <w:t>裏</w:t>
-            </w:r>
-            <w:proofErr w:type="gramEnd"/>
-            <w:r>
-              <w:rPr>
-                <w:color w:val="000000"/>
-              </w:rPr>
-              <w:t>數值微量累積</w:t>
+            <w:r>
+              <w:rPr>
+                <w:color w:val="000000"/>
+              </w:rPr>
+              <w:t>裏數值微量累積</w:t>
             </w:r>
           </w:p>
         </w:tc>
@@ -7725,21 +7276,7 @@
               <w:rPr>
                 <w:color w:val="000000"/>
               </w:rPr>
-              <w:t>每次對齊選擇讓</w:t>
-            </w:r>
-            <w:proofErr w:type="gramStart"/>
-            <w:r>
-              <w:rPr>
-                <w:color w:val="000000"/>
-              </w:rPr>
-              <w:t>裏</w:t>
-            </w:r>
-            <w:proofErr w:type="gramEnd"/>
-            <w:r>
-              <w:rPr>
-                <w:color w:val="000000"/>
-              </w:rPr>
-              <w:t>數值產生微小位移，長期積累可感知</w:t>
+              <w:t>每次對齊選擇讓裏數值產生微小位移，長期積累可感知</w:t>
             </w:r>
           </w:p>
         </w:tc>
@@ -7748,23 +7285,7 @@
     <w:p/>
     <w:p>
       <w:r>
-        <w:t>注意：這兩</w:t>
-      </w:r>
-      <w:proofErr w:type="gramStart"/>
-      <w:r>
-        <w:t>個</w:t>
-      </w:r>
-      <w:proofErr w:type="gramEnd"/>
-      <w:r>
-        <w:t>機制互相獨立，但都</w:t>
-      </w:r>
-      <w:proofErr w:type="gramStart"/>
-      <w:r>
-        <w:t>對雪天列車的牌卡生成</w:t>
-      </w:r>
-      <w:proofErr w:type="gramEnd"/>
-      <w:r>
-        <w:t>有影響。</w:t>
+        <w:t>注意：這兩個機制互相獨立，但都對雪天列車的牌卡生成有影響。</w:t>
       </w:r>
     </w:p>
     <w:p/>
@@ -7778,15 +7299,7 @@
     </w:p>
     <w:p>
       <w:r>
-        <w:t>每</w:t>
-      </w:r>
-      <w:proofErr w:type="gramStart"/>
-      <w:r>
-        <w:t>個</w:t>
-      </w:r>
-      <w:proofErr w:type="gramEnd"/>
-      <w:r>
-        <w:t>指標（共</w:t>
+        <w:t>每個指標（共</w:t>
       </w:r>
       <w:r>
         <w:t xml:space="preserve"> 8 </w:t>
@@ -7847,6 +7360,7 @@
                 <w:bCs/>
                 <w:color w:val="FFFFFF"/>
               </w:rPr>
+              <w:lastRenderedPageBreak/>
               <w:t>狀態</w:t>
             </w:r>
           </w:p>
@@ -8139,23 +7653,14 @@
               <w:rPr>
                 <w:color w:val="000000"/>
               </w:rPr>
-              <w:t>進度累計達到成長門檻</w:t>
-            </w:r>
-            <w:r>
-              <w:rPr>
-                <w:color w:val="000000"/>
-              </w:rPr>
-              <w:lastRenderedPageBreak/>
-              <w:t>（</w:t>
-            </w:r>
-            <w:proofErr w:type="spellStart"/>
+              <w:t>進度累計達到成長門檻（</w:t>
+            </w:r>
             <w:r>
               <w:rPr>
                 <w:color w:val="000000"/>
               </w:rPr>
               <w:t>growthThreshold</w:t>
             </w:r>
-            <w:proofErr w:type="spellEnd"/>
             <w:r>
               <w:rPr>
                 <w:color w:val="000000"/>
@@ -8185,15 +7690,7 @@
         </w:numPr>
       </w:pPr>
       <w:r>
-        <w:t>第二階段：此課題</w:t>
-      </w:r>
-      <w:proofErr w:type="gramStart"/>
-      <w:r>
-        <w:t>的牌卡不再</w:t>
-      </w:r>
-      <w:proofErr w:type="gramEnd"/>
-      <w:r>
-        <w:t>出現</w:t>
+        <w:t>第二階段：此課題的牌卡不再出現</w:t>
       </w:r>
     </w:p>
     <w:p>
@@ -8204,13 +7701,8 @@
           <w:numId w:val="2"/>
         </w:numPr>
       </w:pPr>
-      <w:proofErr w:type="gramStart"/>
-      <w:r>
-        <w:t>雪天列車</w:t>
-      </w:r>
-      <w:proofErr w:type="gramEnd"/>
-      <w:r>
-        <w:t>：不再出現與此課題相關的劇烈牌</w:t>
+      <w:r>
+        <w:t>雪天列車：不再出現與此課題相關的劇烈牌</w:t>
       </w:r>
     </w:p>
     <w:p/>
@@ -8219,25 +7711,12 @@
         <w:pStyle w:val="2"/>
       </w:pPr>
       <w:r>
-        <w:t xml:space="preserve">8-2 </w:t>
-      </w:r>
-      <w:proofErr w:type="gramStart"/>
-      <w:r>
-        <w:t>裏</w:t>
-      </w:r>
-      <w:proofErr w:type="gramEnd"/>
-      <w:r>
-        <w:t>數值微量累積（Inner Value Micro-Delta）</w:t>
-      </w:r>
-    </w:p>
-    <w:p>
-      <w:proofErr w:type="gramStart"/>
-      <w:r>
-        <w:t>裏</w:t>
-      </w:r>
-      <w:proofErr w:type="gramEnd"/>
-      <w:r>
-        <w:t>數值（穩定</w:t>
+        <w:t>8-2 裏數值微量累積（Inner Value Micro-Delta）</w:t>
+      </w:r>
+    </w:p>
+    <w:p>
+      <w:r>
+        <w:t>裏數值（穩定</w:t>
       </w:r>
       <w:r>
         <w:t>/</w:t>
@@ -8266,33 +7745,12 @@
     </w:p>
     <w:p>
       <w:r>
-        <w:t>每次靈魂對齊選擇，除了更新進度追蹤器，同時對相關</w:t>
-      </w:r>
-      <w:proofErr w:type="gramStart"/>
-      <w:r>
-        <w:t>裏</w:t>
-      </w:r>
-      <w:proofErr w:type="gramEnd"/>
-      <w:r>
-        <w:t>數值產生微小的加減量。</w:t>
-      </w:r>
-    </w:p>
-    <w:p>
-      <w:proofErr w:type="gramStart"/>
-      <w:r>
-        <w:t>裏</w:t>
-      </w:r>
-      <w:proofErr w:type="gramEnd"/>
-      <w:r>
-        <w:t>數值長期積累後，會</w:t>
-      </w:r>
-      <w:proofErr w:type="gramStart"/>
-      <w:r>
-        <w:t>影響雪天列車的牌卡生成</w:t>
-      </w:r>
-      <w:proofErr w:type="gramEnd"/>
-      <w:r>
-        <w:t>內容（詳見</w:t>
+        <w:t>每次靈魂對齊選擇，除了更新進度追蹤器，同時對相關裏數值產生微小的加減量。</w:t>
+      </w:r>
+    </w:p>
+    <w:p>
+      <w:r>
+        <w:t>裏數值長期積累後，會影響雪天列車的牌卡生成內容（詳見</w:t>
       </w:r>
       <w:r>
         <w:t xml:space="preserve"> 8-4</w:t>
@@ -8311,23 +7769,7 @@
         <w:t>設計意圖：</w:t>
       </w:r>
       <w:r>
-        <w:t>測試人性本質。玩家看不到</w:t>
-      </w:r>
-      <w:proofErr w:type="gramStart"/>
-      <w:r>
-        <w:t>裏</w:t>
-      </w:r>
-      <w:proofErr w:type="gramEnd"/>
-      <w:r>
-        <w:t>數值，只能感受</w:t>
-      </w:r>
-      <w:proofErr w:type="gramStart"/>
-      <w:r>
-        <w:t>到雪天列車</w:t>
-      </w:r>
-      <w:proofErr w:type="gramEnd"/>
-      <w:r>
-        <w:t>帶來的結果。</w:t>
+        <w:t>測試人性本質。玩家看不到裏數值，只能感受到雪天列車帶來的結果。</w:t>
       </w:r>
     </w:p>
     <w:p/>
@@ -8341,15 +7783,7 @@
     </w:p>
     <w:p>
       <w:r>
-        <w:t>玩家在某個指標上若尚未「過關」，無論當前狀態是「進步」或「退步」，相同課題</w:t>
-      </w:r>
-      <w:proofErr w:type="gramStart"/>
-      <w:r>
-        <w:t>的牌卡都會</w:t>
-      </w:r>
-      <w:proofErr w:type="gramEnd"/>
-      <w:r>
-        <w:t>持續出現於第二階段。</w:t>
+        <w:t>玩家在某個指標上若尚未「過關」，無論當前狀態是「進步」或「退步」，相同課題的牌卡都會持續出現於第二階段。</w:t>
       </w:r>
     </w:p>
     <w:p/>
@@ -8750,33 +8184,12 @@
         <w:pStyle w:val="2"/>
       </w:pPr>
       <w:r>
-        <w:t xml:space="preserve">8-4 </w:t>
-      </w:r>
-      <w:proofErr w:type="gramStart"/>
-      <w:r>
-        <w:t>雪天列車</w:t>
-      </w:r>
-      <w:proofErr w:type="gramEnd"/>
-      <w:r>
-        <w:t>：</w:t>
-      </w:r>
-      <w:proofErr w:type="gramStart"/>
-      <w:r>
-        <w:t>牌卡生成</w:t>
-      </w:r>
-      <w:proofErr w:type="gramEnd"/>
-      <w:r>
-        <w:t>的雙驅動邏輯</w:t>
-      </w:r>
-    </w:p>
-    <w:p>
-      <w:proofErr w:type="gramStart"/>
-      <w:r>
-        <w:t>雪天列車的牌卡由</w:t>
-      </w:r>
-      <w:proofErr w:type="gramEnd"/>
-      <w:r>
-        <w:t>兩個維度共同決定：</w:t>
+        <w:t>8-4 雪天列車：牌卡生成的雙驅動邏輯</w:t>
+      </w:r>
+    </w:p>
+    <w:p>
+      <w:r>
+        <w:t>雪天列車的牌卡由兩個維度共同決定：</w:t>
       </w:r>
     </w:p>
     <w:p/>
@@ -9047,53 +8460,37 @@
             </w:tcMar>
           </w:tcPr>
           <w:p>
-            <w:proofErr w:type="gramStart"/>
-            <w:r>
-              <w:rPr>
-                <w:color w:val="000000"/>
-              </w:rPr>
-              <w:t>裏</w:t>
-            </w:r>
-            <w:proofErr w:type="gramEnd"/>
-            <w:r>
-              <w:rPr>
-                <w:color w:val="000000"/>
-              </w:rPr>
-              <w:t>層數值</w:t>
-            </w:r>
-          </w:p>
-        </w:tc>
-        <w:tc>
-          <w:tcPr>
-            <w:tcW w:w="3008" w:type="dxa"/>
-            <w:tcBorders>
-              <w:top w:val="single" w:sz="1" w:space="0" w:color="CCCCCC"/>
-              <w:left w:val="single" w:sz="1" w:space="0" w:color="CCCCCC"/>
-              <w:bottom w:val="single" w:sz="1" w:space="0" w:color="CCCCCC"/>
-              <w:right w:val="single" w:sz="1" w:space="0" w:color="CCCCCC"/>
-            </w:tcBorders>
-            <w:shd w:val="clear" w:color="auto" w:fill="FFFFFF"/>
-            <w:tcMar>
-              <w:top w:w="80" w:type="dxa"/>
-              <w:left w:w="120" w:type="dxa"/>
-              <w:bottom w:w="80" w:type="dxa"/>
-              <w:right w:w="120" w:type="dxa"/>
-            </w:tcMar>
-          </w:tcPr>
-          <w:p>
-            <w:proofErr w:type="gramStart"/>
-            <w:r>
-              <w:rPr>
-                <w:color w:val="000000"/>
-              </w:rPr>
-              <w:t>裏</w:t>
-            </w:r>
-            <w:proofErr w:type="gramEnd"/>
-            <w:r>
-              <w:rPr>
-                <w:color w:val="000000"/>
-              </w:rPr>
-              <w:t>數值微量累積結果</w:t>
+            <w:r>
+              <w:rPr>
+                <w:color w:val="000000"/>
+              </w:rPr>
+              <w:t>裏層數值</w:t>
+            </w:r>
+          </w:p>
+        </w:tc>
+        <w:tc>
+          <w:tcPr>
+            <w:tcW w:w="3008" w:type="dxa"/>
+            <w:tcBorders>
+              <w:top w:val="single" w:sz="1" w:space="0" w:color="CCCCCC"/>
+              <w:left w:val="single" w:sz="1" w:space="0" w:color="CCCCCC"/>
+              <w:bottom w:val="single" w:sz="1" w:space="0" w:color="CCCCCC"/>
+              <w:right w:val="single" w:sz="1" w:space="0" w:color="CCCCCC"/>
+            </w:tcBorders>
+            <w:shd w:val="clear" w:color="auto" w:fill="FFFFFF"/>
+            <w:tcMar>
+              <w:top w:w="80" w:type="dxa"/>
+              <w:left w:w="120" w:type="dxa"/>
+              <w:bottom w:w="80" w:type="dxa"/>
+              <w:right w:w="120" w:type="dxa"/>
+            </w:tcMar>
+          </w:tcPr>
+          <w:p>
+            <w:r>
+              <w:rPr>
+                <w:color w:val="000000"/>
+              </w:rPr>
+              <w:t>裏數值微量累積結果</w:t>
             </w:r>
           </w:p>
         </w:tc>
@@ -9132,7 +8529,6 @@
           <w:b/>
           <w:bCs/>
         </w:rPr>
-        <w:lastRenderedPageBreak/>
         <w:t>劇烈牌觸發條件（已確認）：</w:t>
       </w:r>
     </w:p>
@@ -9168,13 +8564,8 @@
       <w:r>
         <w:t xml:space="preserve"> → </w:t>
       </w:r>
-      <w:proofErr w:type="gramStart"/>
-      <w:r>
-        <w:t>雪天列車</w:t>
-      </w:r>
-      <w:proofErr w:type="gramEnd"/>
-      <w:r>
-        <w:t>出現更劇烈的同類牌（成長的代價，更高層次的考驗）</w:t>
+      <w:r>
+        <w:t>雪天列車出現更劇烈的同類牌（成長的代價，更高層次的考驗）</w:t>
       </w:r>
     </w:p>
     <w:p>
@@ -9197,13 +8588,8 @@
       <w:r>
         <w:t xml:space="preserve"> + </w:t>
       </w:r>
-      <w:proofErr w:type="gramStart"/>
-      <w:r>
-        <w:t>雪天列車</w:t>
-      </w:r>
-      <w:proofErr w:type="gramEnd"/>
-      <w:r>
-        <w:t>出現更劇烈的同類牌（沒有正視課題的後果）</w:t>
+      <w:r>
+        <w:t>雪天列車出現更劇烈的同類牌（沒有正視課題的後果）</w:t>
       </w:r>
     </w:p>
     <w:p/>
@@ -9235,15 +8621,7 @@
     </w:p>
     <w:p>
       <w:r>
-        <w:t>原本計劃在壯年和老年年齡池為部分指標引入特別激烈</w:t>
-      </w:r>
-      <w:proofErr w:type="gramStart"/>
-      <w:r>
-        <w:t>的牌卡</w:t>
-      </w:r>
-      <w:proofErr w:type="gramEnd"/>
-      <w:r>
-        <w:t>，但為了控制</w:t>
+        <w:t>原本計劃在壯年和老年年齡池為部分指標引入特別激烈的牌卡，但為了控制</w:t>
       </w:r>
       <w:r>
         <w:t xml:space="preserve"> MVP </w:t>
@@ -9277,15 +8655,7 @@
         <w:pStyle w:val="2"/>
       </w:pPr>
       <w:r>
-        <w:t xml:space="preserve">9-1 表數值（玩家可見，共 3 </w:t>
-      </w:r>
-      <w:proofErr w:type="gramStart"/>
-      <w:r>
-        <w:t>個</w:t>
-      </w:r>
-      <w:proofErr w:type="gramEnd"/>
-      <w:r>
-        <w:t>）</w:t>
+        <w:t>9-1 表數值（玩家可見，共 3 個）</w:t>
       </w:r>
     </w:p>
     <w:p/>
@@ -9552,16 +8922,8 @@
               <w:rPr>
                 <w:color w:val="000000"/>
               </w:rPr>
-              <w:t>外在評價與地位，可直接</w:t>
-            </w:r>
-            <w:proofErr w:type="gramStart"/>
-            <w:r>
-              <w:rPr>
-                <w:color w:val="000000"/>
-              </w:rPr>
-              <w:t>由卡牌加減</w:t>
-            </w:r>
-            <w:proofErr w:type="gramEnd"/>
+              <w:t>外在評價與地位，可直接由卡牌加減</w:t>
+            </w:r>
           </w:p>
         </w:tc>
       </w:tr>
@@ -9640,16 +9002,8 @@
               <w:rPr>
                 <w:color w:val="000000"/>
               </w:rPr>
-              <w:t>可直接</w:t>
-            </w:r>
-            <w:proofErr w:type="gramStart"/>
-            <w:r>
-              <w:rPr>
-                <w:color w:val="000000"/>
-              </w:rPr>
-              <w:t>由卡牌加減</w:t>
-            </w:r>
-            <w:proofErr w:type="gramEnd"/>
+              <w:t>可直接由卡牌加減</w:t>
+            </w:r>
           </w:p>
         </w:tc>
       </w:tr>
@@ -9669,13 +9023,8 @@
       <w:r>
         <w:t xml:space="preserve"> = </w:t>
       </w:r>
-      <w:proofErr w:type="gramStart"/>
-      <w:r>
-        <w:t>裏</w:t>
-      </w:r>
-      <w:proofErr w:type="gramEnd"/>
-      <w:r>
-        <w:t>生命值</w:t>
+      <w:r>
+        <w:t>裏生命值</w:t>
       </w:r>
       <w:r>
         <w:t xml:space="preserve"> + </w:t>
@@ -9692,24 +9041,11 @@
     </w:p>
     <w:p>
       <w:r>
-        <w:t>注意：</w:t>
-      </w:r>
-      <w:proofErr w:type="gramStart"/>
-      <w:r>
-        <w:t>壓抑熵越高</w:t>
-      </w:r>
-      <w:proofErr w:type="gramEnd"/>
-      <w:r>
-        <w:t>，玩家看到的生命值</w:t>
-      </w:r>
-      <w:proofErr w:type="gramStart"/>
-      <w:r>
-        <w:t>會虛高</w:t>
+        <w:t>注意：壓抑熵越高，玩家看到的生命值會虛高</w:t>
       </w:r>
       <w:r>
         <w:t>——</w:t>
       </w:r>
-      <w:proofErr w:type="gramEnd"/>
       <w:r>
         <w:t>但真實生命（裏生命值）可能已在流失。</w:t>
       </w:r>
@@ -9720,15 +9056,7 @@
         <w:pStyle w:val="2"/>
       </w:pPr>
       <w:r>
-        <w:t xml:space="preserve">9-2 </w:t>
-      </w:r>
-      <w:proofErr w:type="gramStart"/>
-      <w:r>
-        <w:t>裏</w:t>
-      </w:r>
-      <w:proofErr w:type="gramEnd"/>
-      <w:r>
-        <w:t>數值（玩家不可見，共 7 個）</w:t>
+        <w:t>9-2 裏數值（玩家不可見，共 7 個）</w:t>
       </w:r>
     </w:p>
     <w:p/>
@@ -9888,19 +9216,12 @@
             </w:tcMar>
           </w:tcPr>
           <w:p>
-            <w:proofErr w:type="gramStart"/>
-            <w:r>
-              <w:rPr>
-                <w:color w:val="000000"/>
-              </w:rPr>
-              <w:t>裏</w:t>
-            </w:r>
-            <w:proofErr w:type="gramEnd"/>
-            <w:r>
-              <w:rPr>
-                <w:color w:val="000000"/>
-              </w:rPr>
-              <w:t>生命值</w:t>
+            <w:r>
+              <w:rPr>
+                <w:color w:val="000000"/>
+              </w:rPr>
+              <w:lastRenderedPageBreak/>
+              <w:t>裏生命值</w:t>
             </w:r>
           </w:p>
         </w:tc>
@@ -9978,21 +9299,7 @@
               <w:rPr>
                 <w:color w:val="000000"/>
               </w:rPr>
-              <w:t>真實生命值，</w:t>
-            </w:r>
-            <w:proofErr w:type="gramStart"/>
-            <w:r>
-              <w:rPr>
-                <w:color w:val="000000"/>
-              </w:rPr>
-              <w:t>由卡牌選項</w:t>
-            </w:r>
-            <w:proofErr w:type="gramEnd"/>
-            <w:r>
-              <w:rPr>
-                <w:color w:val="000000"/>
-              </w:rPr>
-              <w:t>直接影響</w:t>
+              <w:t>真實生命值，由卡牌選項直接影響</w:t>
             </w:r>
           </w:p>
         </w:tc>
@@ -10094,19 +9401,11 @@
             </w:tcMar>
           </w:tcPr>
           <w:p>
-            <w:proofErr w:type="gramStart"/>
-            <w:r>
-              <w:rPr>
-                <w:color w:val="000000"/>
-              </w:rPr>
-              <w:t>由卡牌選項</w:t>
-            </w:r>
-            <w:proofErr w:type="gramEnd"/>
-            <w:r>
-              <w:rPr>
-                <w:color w:val="000000"/>
-              </w:rPr>
-              <w:t>直接影響</w:t>
+            <w:r>
+              <w:rPr>
+                <w:color w:val="000000"/>
+              </w:rPr>
+              <w:t>由卡牌選項直接影響</w:t>
             </w:r>
           </w:p>
         </w:tc>
@@ -10208,19 +9507,11 @@
             </w:tcMar>
           </w:tcPr>
           <w:p>
-            <w:proofErr w:type="gramStart"/>
-            <w:r>
-              <w:rPr>
-                <w:color w:val="000000"/>
-              </w:rPr>
-              <w:t>由卡牌選項</w:t>
-            </w:r>
-            <w:proofErr w:type="gramEnd"/>
-            <w:r>
-              <w:rPr>
-                <w:color w:val="000000"/>
-              </w:rPr>
-              <w:t>直接影響</w:t>
+            <w:r>
+              <w:rPr>
+                <w:color w:val="000000"/>
+              </w:rPr>
+              <w:t>由卡牌選項直接影響</w:t>
             </w:r>
           </w:p>
         </w:tc>
@@ -10322,26 +9613,11 @@
             </w:tcMar>
           </w:tcPr>
           <w:p>
-            <w:proofErr w:type="gramStart"/>
-            <w:r>
-              <w:rPr>
-                <w:color w:val="000000"/>
-              </w:rPr>
-              <w:t>由卡牌選項</w:t>
-            </w:r>
-            <w:proofErr w:type="gramEnd"/>
-            <w:r>
-              <w:rPr>
-                <w:color w:val="000000"/>
-              </w:rPr>
-              <w:t>直接影</w:t>
-            </w:r>
-            <w:r>
-              <w:rPr>
-                <w:color w:val="000000"/>
-              </w:rPr>
-              <w:lastRenderedPageBreak/>
-              <w:t>響</w:t>
+            <w:r>
+              <w:rPr>
+                <w:color w:val="000000"/>
+              </w:rPr>
+              <w:t>由卡牌選項直接影響</w:t>
             </w:r>
           </w:p>
         </w:tc>
@@ -10369,7 +9645,6 @@
               <w:rPr>
                 <w:color w:val="000000"/>
               </w:rPr>
-              <w:lastRenderedPageBreak/>
               <w:t>感性</w:t>
             </w:r>
           </w:p>
@@ -10444,19 +9719,11 @@
             </w:tcMar>
           </w:tcPr>
           <w:p>
-            <w:proofErr w:type="gramStart"/>
-            <w:r>
-              <w:rPr>
-                <w:color w:val="000000"/>
-              </w:rPr>
-              <w:t>由卡牌選項</w:t>
-            </w:r>
-            <w:proofErr w:type="gramEnd"/>
-            <w:r>
-              <w:rPr>
-                <w:color w:val="000000"/>
-              </w:rPr>
-              <w:t>直接影響</w:t>
+            <w:r>
+              <w:rPr>
+                <w:color w:val="000000"/>
+              </w:rPr>
+              <w:t>由卡牌選項直接影響</w:t>
             </w:r>
           </w:p>
         </w:tc>
@@ -10716,31 +9983,13 @@
     </w:p>
     <w:p>
       <w:r>
-        <w:t>作用：</w:t>
-      </w:r>
-      <w:proofErr w:type="gramStart"/>
-      <w:r>
-        <w:t>當卡牌</w:t>
-      </w:r>
-      <w:proofErr w:type="gramEnd"/>
-      <w:r>
-        <w:t>選項扣減裏生命值時，精神力提供傷害緩衝。</w:t>
-      </w:r>
-    </w:p>
-    <w:p>
-      <w:proofErr w:type="gramStart"/>
-      <w:r>
-        <w:t>實際扣血</w:t>
-      </w:r>
-      <w:proofErr w:type="gramEnd"/>
-      <w:r>
-        <w:t>公式：</w:t>
-      </w:r>
-      <w:proofErr w:type="gramStart"/>
-      <w:r>
-        <w:t>實際扣血</w:t>
-      </w:r>
-      <w:proofErr w:type="gramEnd"/>
+        <w:t>作用：當卡牌選項扣減裏生命值時，精神力提供傷害緩衝。</w:t>
+      </w:r>
+    </w:p>
+    <w:p>
+      <w:r>
+        <w:t>實際扣血公式：實際扣血</w:t>
+      </w:r>
       <w:r>
         <w:t xml:space="preserve"> = </w:t>
       </w:r>
@@ -10755,27 +10004,14 @@
       <w:r>
         <w:t xml:space="preserve">Mental = 100 </w:t>
       </w:r>
-      <w:proofErr w:type="gramStart"/>
-      <w:r>
-        <w:t>時扣血</w:t>
-      </w:r>
-      <w:proofErr w:type="gramEnd"/>
-      <w:r>
-        <w:t>減半；</w:t>
+      <w:r>
+        <w:t>時扣血減半；</w:t>
       </w:r>
       <w:r>
         <w:t xml:space="preserve">Mental = 0 </w:t>
       </w:r>
       <w:r>
-        <w:t>時</w:t>
-      </w:r>
-      <w:proofErr w:type="gramStart"/>
-      <w:r>
-        <w:t>全額扣血</w:t>
-      </w:r>
-      <w:proofErr w:type="gramEnd"/>
-      <w:r>
-        <w:t>。</w:t>
+        <w:t>時全額扣血。</w:t>
       </w:r>
     </w:p>
     <w:p/>
@@ -10832,33 +10068,12 @@
     </w:p>
     <w:p>
       <w:r>
-        <w:t>作用：影響有利故事的觸發概率，以及</w:t>
-      </w:r>
-      <w:proofErr w:type="gramStart"/>
-      <w:r>
-        <w:t>困難卡牌出現</w:t>
-      </w:r>
-      <w:proofErr w:type="gramEnd"/>
-      <w:r>
-        <w:t>化險為夷選項的機率。</w:t>
-      </w:r>
-    </w:p>
-    <w:p>
-      <w:proofErr w:type="gramStart"/>
-      <w:r>
-        <w:t>冷血度越</w:t>
-      </w:r>
-      <w:proofErr w:type="gramEnd"/>
-      <w:r>
-        <w:t>高，幸運值越低；冷</w:t>
-      </w:r>
-      <w:proofErr w:type="gramStart"/>
-      <w:r>
-        <w:t>血度滿</w:t>
-      </w:r>
-      <w:proofErr w:type="gramEnd"/>
-      <w:r>
-        <w:t>（</w:t>
+        <w:t>作用：影響有利故事的觸發概率，以及困難卡牌出現化險為夷選項的機率。</w:t>
+      </w:r>
+    </w:p>
+    <w:p>
+      <w:r>
+        <w:t>冷血度越高，幸運值越低；冷血度滿（</w:t>
       </w:r>
       <w:r>
         <w:t>100</w:t>
@@ -10879,15 +10094,7 @@
         <w:pStyle w:val="2"/>
       </w:pPr>
       <w:r>
-        <w:t xml:space="preserve">9-3 靈魂毒素（後台隱藏，共 3 </w:t>
-      </w:r>
-      <w:proofErr w:type="gramStart"/>
-      <w:r>
-        <w:t>個</w:t>
-      </w:r>
-      <w:proofErr w:type="gramEnd"/>
-      <w:r>
-        <w:t>）</w:t>
+        <w:t>9-3 靈魂毒素（後台隱藏，共 3 個）</w:t>
       </w:r>
     </w:p>
     <w:p/>
@@ -11104,14 +10311,12 @@
             </w:tcMar>
           </w:tcPr>
           <w:p>
-            <w:proofErr w:type="gramStart"/>
             <w:r>
               <w:rPr>
                 <w:color w:val="000000"/>
               </w:rPr>
               <w:t>冷血度</w:t>
             </w:r>
-            <w:proofErr w:type="gramEnd"/>
           </w:p>
         </w:tc>
         <w:tc>
@@ -11254,16 +10459,8 @@
               <w:rPr>
                 <w:color w:val="000000"/>
               </w:rPr>
-              <w:t>強制觸發夢境卡；同時讓生命值</w:t>
-            </w:r>
-            <w:proofErr w:type="gramStart"/>
-            <w:r>
-              <w:rPr>
-                <w:color w:val="000000"/>
-              </w:rPr>
-              <w:t>顯示虛高</w:t>
-            </w:r>
-            <w:proofErr w:type="gramEnd"/>
+              <w:t>強制觸發夢境卡；同時讓生命值顯示虛高</w:t>
+            </w:r>
           </w:p>
         </w:tc>
       </w:tr>
@@ -11279,6 +10476,7 @@
     </w:p>
     <w:p>
       <w:r>
+        <w:lastRenderedPageBreak/>
         <w:t>初始值：</w:t>
       </w:r>
       <w:r>
@@ -11315,15 +10513,7 @@
         </w:numPr>
       </w:pPr>
       <w:r>
-        <w:t>被</w:t>
-      </w:r>
-      <w:proofErr w:type="gramStart"/>
-      <w:r>
-        <w:t>寄生魂纏上</w:t>
-      </w:r>
-      <w:proofErr w:type="gramEnd"/>
-      <w:r>
-        <w:t>並吃掉部分靈魂（特定觸發事件）</w:t>
+        <w:t>被寄生魂纏上並吃掉部分靈魂（特定觸發事件）</w:t>
       </w:r>
     </w:p>
     <w:p>
@@ -11352,14 +10542,8 @@
           <w:numId w:val="2"/>
         </w:numPr>
       </w:pPr>
-      <w:proofErr w:type="gramStart"/>
-      <w:r>
-        <w:lastRenderedPageBreak/>
-        <w:t>花錢找驅魔</w:t>
-      </w:r>
-      <w:proofErr w:type="gramEnd"/>
-      <w:r>
-        <w:t>師，並正確配合，才有【機會】回升</w:t>
+      <w:r>
+        <w:t>花錢找驅魔師，並正確配合，才有【機會】回升</w:t>
       </w:r>
     </w:p>
     <w:p>
@@ -11370,23 +10554,13 @@
           <w:numId w:val="2"/>
         </w:numPr>
       </w:pPr>
-      <w:proofErr w:type="gramStart"/>
-      <w:r>
-        <w:t>找錯驅魔</w:t>
-      </w:r>
-      <w:proofErr w:type="gramEnd"/>
-      <w:r>
-        <w:t>師：可能無效，也可能讓完整度進一步降低（有風險）</w:t>
-      </w:r>
-    </w:p>
-    <w:p>
-      <w:proofErr w:type="gramStart"/>
-      <w:r>
-        <w:t>因此卡牌選項</w:t>
-      </w:r>
-      <w:proofErr w:type="gramEnd"/>
-      <w:r>
-        <w:t>中靈魂完整度可以是正值（驅魔成功）或負值（被侵蝕），兩者皆合法。</w:t>
+      <w:r>
+        <w:t>找錯驅魔師：可能無效，也可能讓完整度進一步降低（有風險）</w:t>
+      </w:r>
+    </w:p>
+    <w:p>
+      <w:r>
+        <w:t>因此卡牌選項中靈魂完整度可以是正值（驅魔成功）或負值（被侵蝕），兩者皆合法。</w:t>
       </w:r>
     </w:p>
     <w:p/>
@@ -11412,13 +10586,8 @@
       <w:r>
         <w:t>靈魂完整度與靈魂成長（課題過關）是完全獨立的兩套系統</w:t>
       </w:r>
-      <w:proofErr w:type="gramStart"/>
-      <w:r>
-        <w:t>—</w:t>
-      </w:r>
-      <w:proofErr w:type="gramEnd"/>
-      <w:r>
-        <w:t>—</w:t>
+      <w:r>
+        <w:t>——</w:t>
       </w:r>
       <w:r>
         <w:t>靈魂成長代表你這一生學到了什麼，靈魂完整度代表你的靈魂有沒有被侵蝕。</w:t>
@@ -11430,38 +10599,17 @@
         <w:pStyle w:val="2"/>
       </w:pPr>
       <w:r>
-        <w:t xml:space="preserve">9-5 </w:t>
-      </w:r>
-      <w:proofErr w:type="gramStart"/>
-      <w:r>
-        <w:t>裏生命值歸零</w:t>
-      </w:r>
-      <w:proofErr w:type="gramEnd"/>
-      <w:r>
-        <w:t>的處理</w:t>
-      </w:r>
-    </w:p>
-    <w:p>
-      <w:proofErr w:type="gramStart"/>
-      <w:r>
-        <w:t>裏生命值歸零時</w:t>
-      </w:r>
-      <w:proofErr w:type="gramEnd"/>
-      <w:r>
-        <w:t>，玩家強制進入階段三（雪天列車），無論當前處於第幾天或哪個年齡池。</w:t>
-      </w:r>
-    </w:p>
-    <w:p>
-      <w:r>
-        <w:t>這代表玩家在現實階段中途死亡，提前被拉入</w:t>
-      </w:r>
-      <w:proofErr w:type="gramStart"/>
-      <w:r>
-        <w:t>中陰身審判</w:t>
-      </w:r>
-      <w:proofErr w:type="gramEnd"/>
-      <w:r>
-        <w:t>。</w:t>
+        <w:t>9-5 裏生命值歸零的處理</w:t>
+      </w:r>
+    </w:p>
+    <w:p>
+      <w:r>
+        <w:t>裏生命值歸零時，玩家強制進入階段三（雪天列車），無論當前處於第幾天或哪個年齡池。</w:t>
+      </w:r>
+    </w:p>
+    <w:p>
+      <w:r>
+        <w:t>這代表玩家在現實階段中途死亡，提前被拉入中陰身審判。</w:t>
       </w:r>
     </w:p>
     <w:p/>
@@ -11594,6 +10742,7 @@
     </w:p>
     <w:p>
       <w:r>
+        <w:lastRenderedPageBreak/>
         <w:t xml:space="preserve">Core </w:t>
       </w:r>
       <w:r>
@@ -11678,11 +10827,7 @@
         <w:t xml:space="preserve">Excel </w:t>
       </w:r>
       <w:r>
-        <w:t>中越靠下的條件越</w:t>
-      </w:r>
-      <w:r>
-        <w:lastRenderedPageBreak/>
-        <w:t>優先）。</w:t>
+        <w:t>中越靠下的條件越優先）。</w:t>
       </w:r>
     </w:p>
     <w:p>
@@ -11773,6 +10918,1404 @@
       </w:r>
       <w:r>
         <w:t>條件（或）目前不支援，待有需求再擴充。</w:t>
+      </w:r>
+    </w:p>
+    <w:p/>
+    <w:p>
+      <w:pPr>
+        <w:pStyle w:val="1"/>
+      </w:pPr>
+      <w:r>
+        <w:t>十一、故事鏈系統（Story Chain System）</w:t>
+      </w:r>
+    </w:p>
+    <w:p>
+      <w:pPr>
+        <w:pStyle w:val="2"/>
+      </w:pPr>
+      <w:r>
+        <w:t>11-0 概述</w:t>
+      </w:r>
+    </w:p>
+    <w:p>
+      <w:r>
+        <w:t>故事鏈是從普通牌的特定選項觸發的連續分支事件序列。觸發後暫時接管牌面顯示（</w:t>
+      </w:r>
+      <w:r>
+        <w:t xml:space="preserve">storyChain </w:t>
+      </w:r>
+      <w:r>
+        <w:t>緩衝區），打完最後一張鏈內牌後自動接回主牌池正常流程。故事鏈對應牌堆三層架構中的第二層（故事鏈緩衝區）。</w:t>
+      </w:r>
+    </w:p>
+    <w:p>
+      <w:pPr>
+        <w:pStyle w:val="2"/>
+      </w:pPr>
+      <w:r>
+        <w:t>11-1 觸發方式</w:t>
+      </w:r>
+    </w:p>
+    <w:p>
+      <w:r>
+        <w:rPr>
+          <w:b/>
+          <w:bCs/>
+        </w:rPr>
+        <w:t>目前支援：</w:t>
+      </w:r>
+      <w:r>
+        <w:t>選項觸發。在「卡牌資料</w:t>
+      </w:r>
+      <w:r>
+        <w:t>.xlsx</w:t>
+      </w:r>
+      <w:r>
+        <w:t>」的「後續事件」欄填入故事鏈起始卡</w:t>
+      </w:r>
+      <w:r>
+        <w:t>ID</w:t>
+      </w:r>
+      <w:r>
+        <w:t>，玩家選擇該選項後立即進入故事鏈。</w:t>
+      </w:r>
+    </w:p>
+    <w:p>
+      <w:r>
+        <w:rPr>
+          <w:b/>
+          <w:bCs/>
+        </w:rPr>
+        <w:t>注意：</w:t>
+      </w:r>
+      <w:r>
+        <w:t>後續事件欄填的是起始卡</w:t>
+      </w:r>
+      <w:r>
+        <w:t>ID</w:t>
+      </w:r>
+      <w:r>
+        <w:t>（如</w:t>
+      </w:r>
+      <w:r>
+        <w:t xml:space="preserve"> sc_001</w:t>
+      </w:r>
+      <w:r>
+        <w:t>），不是鏈</w:t>
+      </w:r>
+      <w:r>
+        <w:t>ID</w:t>
+      </w:r>
+      <w:r>
+        <w:t>（如</w:t>
+      </w:r>
+      <w:r>
+        <w:t xml:space="preserve"> chain_001</w:t>
+      </w:r>
+      <w:r>
+        <w:t>）。鏈</w:t>
+      </w:r>
+      <w:r>
+        <w:t xml:space="preserve">ID </w:t>
+      </w:r>
+      <w:r>
+        <w:t>僅作</w:t>
+      </w:r>
+      <w:r>
+        <w:t xml:space="preserve"> Excel </w:t>
+      </w:r>
+      <w:r>
+        <w:t>分組管理用，不用於程式觸發邏輯。</w:t>
+      </w:r>
+    </w:p>
+    <w:p>
+      <w:r>
+        <w:rPr>
+          <w:b/>
+          <w:bCs/>
+        </w:rPr>
+        <w:t>暫不支援：</w:t>
+      </w:r>
+      <w:r>
+        <w:t>數值</w:t>
+      </w:r>
+      <w:proofErr w:type="gramStart"/>
+      <w:r>
+        <w:t>閾</w:t>
+      </w:r>
+      <w:proofErr w:type="gramEnd"/>
+      <w:r>
+        <w:t>值觸發（未來可擴充）。</w:t>
+      </w:r>
+    </w:p>
+    <w:p>
+      <w:pPr>
+        <w:pStyle w:val="2"/>
+      </w:pPr>
+      <w:r>
+        <w:t>11-2 鏈內牌結構</w:t>
+      </w:r>
+    </w:p>
+    <w:p>
+      <w:r>
+        <w:t>每張故事鏈牌有四個方向（上</w:t>
+      </w:r>
+      <w:r>
+        <w:t>/</w:t>
+      </w:r>
+      <w:r>
+        <w:t>下</w:t>
+      </w:r>
+      <w:r>
+        <w:t>/</w:t>
+      </w:r>
+      <w:r>
+        <w:t>左</w:t>
+      </w:r>
+      <w:r>
+        <w:t>/</w:t>
+      </w:r>
+      <w:r>
+        <w:t>右），每個方向包含以下欄位：</w:t>
+      </w:r>
+    </w:p>
+    <w:tbl>
+      <w:tblPr>
+        <w:tblW w:w="9026" w:type="dxa"/>
+        <w:tblBorders>
+          <w:top w:val="single" w:sz="4" w:space="0" w:color="auto"/>
+          <w:left w:val="single" w:sz="4" w:space="0" w:color="auto"/>
+          <w:bottom w:val="single" w:sz="4" w:space="0" w:color="auto"/>
+          <w:right w:val="single" w:sz="4" w:space="0" w:color="auto"/>
+          <w:insideH w:val="single" w:sz="4" w:space="0" w:color="auto"/>
+          <w:insideV w:val="single" w:sz="4" w:space="0" w:color="auto"/>
+        </w:tblBorders>
+        <w:tblCellMar>
+          <w:left w:w="10" w:type="dxa"/>
+          <w:right w:w="10" w:type="dxa"/>
+        </w:tblCellMar>
+        <w:tblLook w:val="0000" w:firstRow="0" w:lastRow="0" w:firstColumn="0" w:lastColumn="0" w:noHBand="0" w:noVBand="0"/>
+      </w:tblPr>
+      <w:tblGrid>
+        <w:gridCol w:w="2500"/>
+        <w:gridCol w:w="6526"/>
+      </w:tblGrid>
+      <w:tr>
+        <w:tc>
+          <w:tcPr>
+            <w:tcW w:w="2500" w:type="dxa"/>
+            <w:tcBorders>
+              <w:top w:val="single" w:sz="1" w:space="0" w:color="CCCCCC"/>
+              <w:left w:val="single" w:sz="1" w:space="0" w:color="CCCCCC"/>
+              <w:bottom w:val="single" w:sz="1" w:space="0" w:color="CCCCCC"/>
+              <w:right w:val="single" w:sz="1" w:space="0" w:color="CCCCCC"/>
+            </w:tcBorders>
+            <w:shd w:val="clear" w:color="auto" w:fill="2C3E6B"/>
+            <w:tcMar>
+              <w:top w:w="80" w:type="dxa"/>
+              <w:left w:w="120" w:type="dxa"/>
+              <w:bottom w:w="80" w:type="dxa"/>
+              <w:right w:w="120" w:type="dxa"/>
+            </w:tcMar>
+          </w:tcPr>
+          <w:p>
+            <w:r>
+              <w:rPr>
+                <w:b/>
+                <w:bCs/>
+                <w:color w:val="FFFFFF"/>
+              </w:rPr>
+              <w:t>欄位</w:t>
+            </w:r>
+          </w:p>
+        </w:tc>
+        <w:tc>
+          <w:tcPr>
+            <w:tcW w:w="6526" w:type="dxa"/>
+            <w:tcBorders>
+              <w:top w:val="single" w:sz="1" w:space="0" w:color="CCCCCC"/>
+              <w:left w:val="single" w:sz="1" w:space="0" w:color="CCCCCC"/>
+              <w:bottom w:val="single" w:sz="1" w:space="0" w:color="CCCCCC"/>
+              <w:right w:val="single" w:sz="1" w:space="0" w:color="CCCCCC"/>
+            </w:tcBorders>
+            <w:shd w:val="clear" w:color="auto" w:fill="2C3E6B"/>
+            <w:tcMar>
+              <w:top w:w="80" w:type="dxa"/>
+              <w:left w:w="120" w:type="dxa"/>
+              <w:bottom w:w="80" w:type="dxa"/>
+              <w:right w:w="120" w:type="dxa"/>
+            </w:tcMar>
+          </w:tcPr>
+          <w:p>
+            <w:r>
+              <w:rPr>
+                <w:b/>
+                <w:bCs/>
+                <w:color w:val="FFFFFF"/>
+              </w:rPr>
+              <w:t>說明</w:t>
+            </w:r>
+          </w:p>
+        </w:tc>
+      </w:tr>
+      <w:tr>
+        <w:tc>
+          <w:tcPr>
+            <w:tcW w:w="2500" w:type="dxa"/>
+            <w:tcBorders>
+              <w:top w:val="single" w:sz="1" w:space="0" w:color="CCCCCC"/>
+              <w:left w:val="single" w:sz="1" w:space="0" w:color="CCCCCC"/>
+              <w:bottom w:val="single" w:sz="1" w:space="0" w:color="CCCCCC"/>
+              <w:right w:val="single" w:sz="1" w:space="0" w:color="CCCCCC"/>
+            </w:tcBorders>
+            <w:shd w:val="clear" w:color="auto" w:fill="FFFFFF"/>
+            <w:tcMar>
+              <w:top w:w="80" w:type="dxa"/>
+              <w:left w:w="120" w:type="dxa"/>
+              <w:bottom w:w="80" w:type="dxa"/>
+              <w:right w:w="120" w:type="dxa"/>
+            </w:tcMar>
+          </w:tcPr>
+          <w:p>
+            <w:r>
+              <w:rPr>
+                <w:color w:val="000000"/>
+              </w:rPr>
+              <w:lastRenderedPageBreak/>
+              <w:t>text</w:t>
+            </w:r>
+          </w:p>
+        </w:tc>
+        <w:tc>
+          <w:tcPr>
+            <w:tcW w:w="6526" w:type="dxa"/>
+            <w:tcBorders>
+              <w:top w:val="single" w:sz="1" w:space="0" w:color="CCCCCC"/>
+              <w:left w:val="single" w:sz="1" w:space="0" w:color="CCCCCC"/>
+              <w:bottom w:val="single" w:sz="1" w:space="0" w:color="CCCCCC"/>
+              <w:right w:val="single" w:sz="1" w:space="0" w:color="CCCCCC"/>
+            </w:tcBorders>
+            <w:shd w:val="clear" w:color="auto" w:fill="FFFFFF"/>
+            <w:tcMar>
+              <w:top w:w="80" w:type="dxa"/>
+              <w:left w:w="120" w:type="dxa"/>
+              <w:bottom w:w="80" w:type="dxa"/>
+              <w:right w:w="120" w:type="dxa"/>
+            </w:tcMar>
+          </w:tcPr>
+          <w:p>
+            <w:r>
+              <w:rPr>
+                <w:color w:val="000000"/>
+              </w:rPr>
+              <w:t>顯示給玩家的選項文字</w:t>
+            </w:r>
+          </w:p>
+        </w:tc>
+      </w:tr>
+      <w:tr>
+        <w:tc>
+          <w:tcPr>
+            <w:tcW w:w="2500" w:type="dxa"/>
+            <w:tcBorders>
+              <w:top w:val="single" w:sz="1" w:space="0" w:color="CCCCCC"/>
+              <w:left w:val="single" w:sz="1" w:space="0" w:color="CCCCCC"/>
+              <w:bottom w:val="single" w:sz="1" w:space="0" w:color="CCCCCC"/>
+              <w:right w:val="single" w:sz="1" w:space="0" w:color="CCCCCC"/>
+            </w:tcBorders>
+            <w:shd w:val="clear" w:color="auto" w:fill="FFFFFF"/>
+            <w:tcMar>
+              <w:top w:w="80" w:type="dxa"/>
+              <w:left w:w="120" w:type="dxa"/>
+              <w:bottom w:w="80" w:type="dxa"/>
+              <w:right w:w="120" w:type="dxa"/>
+            </w:tcMar>
+          </w:tcPr>
+          <w:p>
+            <w:r>
+              <w:rPr>
+                <w:color w:val="000000"/>
+              </w:rPr>
+              <w:t>effects</w:t>
+            </w:r>
+          </w:p>
+        </w:tc>
+        <w:tc>
+          <w:tcPr>
+            <w:tcW w:w="6526" w:type="dxa"/>
+            <w:tcBorders>
+              <w:top w:val="single" w:sz="1" w:space="0" w:color="CCCCCC"/>
+              <w:left w:val="single" w:sz="1" w:space="0" w:color="CCCCCC"/>
+              <w:bottom w:val="single" w:sz="1" w:space="0" w:color="CCCCCC"/>
+              <w:right w:val="single" w:sz="1" w:space="0" w:color="CCCCCC"/>
+            </w:tcBorders>
+            <w:shd w:val="clear" w:color="auto" w:fill="FFFFFF"/>
+            <w:tcMar>
+              <w:top w:w="80" w:type="dxa"/>
+              <w:left w:w="120" w:type="dxa"/>
+              <w:bottom w:w="80" w:type="dxa"/>
+              <w:right w:w="120" w:type="dxa"/>
+            </w:tcMar>
+          </w:tcPr>
+          <w:p>
+            <w:r>
+              <w:rPr>
+                <w:color w:val="000000"/>
+              </w:rPr>
+              <w:t>效果（同普通牌格式）</w:t>
+            </w:r>
+          </w:p>
+        </w:tc>
+      </w:tr>
+      <w:tr>
+        <w:tc>
+          <w:tcPr>
+            <w:tcW w:w="2500" w:type="dxa"/>
+            <w:tcBorders>
+              <w:top w:val="single" w:sz="1" w:space="0" w:color="CCCCCC"/>
+              <w:left w:val="single" w:sz="1" w:space="0" w:color="CCCCCC"/>
+              <w:bottom w:val="single" w:sz="1" w:space="0" w:color="CCCCCC"/>
+              <w:right w:val="single" w:sz="1" w:space="0" w:color="CCCCCC"/>
+            </w:tcBorders>
+            <w:shd w:val="clear" w:color="auto" w:fill="FFFFFF"/>
+            <w:tcMar>
+              <w:top w:w="80" w:type="dxa"/>
+              <w:left w:w="120" w:type="dxa"/>
+              <w:bottom w:w="80" w:type="dxa"/>
+              <w:right w:w="120" w:type="dxa"/>
+            </w:tcMar>
+          </w:tcPr>
+          <w:p>
+            <w:r>
+              <w:rPr>
+                <w:color w:val="000000"/>
+              </w:rPr>
+              <w:t>next</w:t>
+            </w:r>
+          </w:p>
+        </w:tc>
+        <w:tc>
+          <w:tcPr>
+            <w:tcW w:w="6526" w:type="dxa"/>
+            <w:tcBorders>
+              <w:top w:val="single" w:sz="1" w:space="0" w:color="CCCCCC"/>
+              <w:left w:val="single" w:sz="1" w:space="0" w:color="CCCCCC"/>
+              <w:bottom w:val="single" w:sz="1" w:space="0" w:color="CCCCCC"/>
+              <w:right w:val="single" w:sz="1" w:space="0" w:color="CCCCCC"/>
+            </w:tcBorders>
+            <w:shd w:val="clear" w:color="auto" w:fill="FFFFFF"/>
+            <w:tcMar>
+              <w:top w:w="80" w:type="dxa"/>
+              <w:left w:w="120" w:type="dxa"/>
+              <w:bottom w:w="80" w:type="dxa"/>
+              <w:right w:w="120" w:type="dxa"/>
+            </w:tcMar>
+          </w:tcPr>
+          <w:p>
+            <w:r>
+              <w:rPr>
+                <w:color w:val="000000"/>
+              </w:rPr>
+              <w:t>下一張鏈內牌的卡</w:t>
+            </w:r>
+            <w:r>
+              <w:rPr>
+                <w:color w:val="000000"/>
+              </w:rPr>
+              <w:t>ID</w:t>
+            </w:r>
+            <w:r>
+              <w:rPr>
+                <w:color w:val="000000"/>
+              </w:rPr>
+              <w:t>；空白代表鏈在此結束</w:t>
+            </w:r>
+          </w:p>
+        </w:tc>
+      </w:tr>
+      <w:tr>
+        <w:tc>
+          <w:tcPr>
+            <w:tcW w:w="2500" w:type="dxa"/>
+            <w:tcBorders>
+              <w:top w:val="single" w:sz="1" w:space="0" w:color="CCCCCC"/>
+              <w:left w:val="single" w:sz="1" w:space="0" w:color="CCCCCC"/>
+              <w:bottom w:val="single" w:sz="1" w:space="0" w:color="CCCCCC"/>
+              <w:right w:val="single" w:sz="1" w:space="0" w:color="CCCCCC"/>
+            </w:tcBorders>
+            <w:shd w:val="clear" w:color="auto" w:fill="FFFFFF"/>
+            <w:tcMar>
+              <w:top w:w="80" w:type="dxa"/>
+              <w:left w:w="120" w:type="dxa"/>
+              <w:bottom w:w="80" w:type="dxa"/>
+              <w:right w:w="120" w:type="dxa"/>
+            </w:tcMar>
+          </w:tcPr>
+          <w:p>
+            <w:r>
+              <w:rPr>
+                <w:color w:val="000000"/>
+              </w:rPr>
+              <w:t>endsDay</w:t>
+            </w:r>
+          </w:p>
+        </w:tc>
+        <w:tc>
+          <w:tcPr>
+            <w:tcW w:w="6526" w:type="dxa"/>
+            <w:tcBorders>
+              <w:top w:val="single" w:sz="1" w:space="0" w:color="CCCCCC"/>
+              <w:left w:val="single" w:sz="1" w:space="0" w:color="CCCCCC"/>
+              <w:bottom w:val="single" w:sz="1" w:space="0" w:color="CCCCCC"/>
+              <w:right w:val="single" w:sz="1" w:space="0" w:color="CCCCCC"/>
+            </w:tcBorders>
+            <w:shd w:val="clear" w:color="auto" w:fill="FFFFFF"/>
+            <w:tcMar>
+              <w:top w:w="80" w:type="dxa"/>
+              <w:left w:w="120" w:type="dxa"/>
+              <w:bottom w:w="80" w:type="dxa"/>
+              <w:right w:w="120" w:type="dxa"/>
+            </w:tcMar>
+          </w:tcPr>
+          <w:p>
+            <w:r>
+              <w:rPr>
+                <w:color w:val="000000"/>
+              </w:rPr>
+              <w:t xml:space="preserve">TRUE = </w:t>
+            </w:r>
+            <w:r>
+              <w:rPr>
+                <w:color w:val="000000"/>
+              </w:rPr>
+              <w:t>這個選項結束今日，觸發</w:t>
+            </w:r>
+            <w:r>
+              <w:rPr>
+                <w:color w:val="000000"/>
+              </w:rPr>
+              <w:t xml:space="preserve"> advanceDay</w:t>
+            </w:r>
+            <w:r>
+              <w:rPr>
+                <w:color w:val="000000"/>
+              </w:rPr>
+              <w:t>；</w:t>
+            </w:r>
+            <w:r>
+              <w:rPr>
+                <w:color w:val="000000"/>
+              </w:rPr>
+              <w:t xml:space="preserve">FALSE = </w:t>
+            </w:r>
+            <w:r>
+              <w:rPr>
+                <w:color w:val="000000"/>
+              </w:rPr>
+              <w:t>不換日</w:t>
+            </w:r>
+          </w:p>
+        </w:tc>
+      </w:tr>
+    </w:tbl>
+    <w:p>
+      <w:pPr>
+        <w:pStyle w:val="2"/>
+      </w:pPr>
+      <w:r>
+        <w:t>11-3 分支邏輯</w:t>
+      </w:r>
+    </w:p>
+    <w:p>
+      <w:r>
+        <w:t>同一張鏈內牌的不同方向可以指向不同的下一張牌，形成分支樹狀結構。例如：上</w:t>
+      </w:r>
+      <w:r>
+        <w:t>/</w:t>
+      </w:r>
+      <w:r>
+        <w:t>下</w:t>
+      </w:r>
+      <w:r>
+        <w:t>/</w:t>
+      </w:r>
+      <w:r>
+        <w:t>左指向</w:t>
+      </w:r>
+      <w:r>
+        <w:t xml:space="preserve"> sc_002</w:t>
+      </w:r>
+      <w:r>
+        <w:t>，右指向</w:t>
+      </w:r>
+      <w:r>
+        <w:t xml:space="preserve"> sc_003</w:t>
+      </w:r>
+      <w:r>
+        <w:t>。玩家的選擇決定鏈的走向，不同分支可有不同情境與效果。</w:t>
+      </w:r>
+    </w:p>
+    <w:p>
+      <w:pPr>
+        <w:pStyle w:val="2"/>
+      </w:pPr>
+      <w:r>
+        <w:t>11-4 天數計算</w:t>
+      </w:r>
+    </w:p>
+    <w:p>
+      <w:r>
+        <w:t>鏈內牌不計入主牌池的每日</w:t>
+      </w:r>
+      <w:r>
+        <w:t xml:space="preserve"> 3 </w:t>
+      </w:r>
+      <w:r>
+        <w:t>張計數（</w:t>
+      </w:r>
+      <w:r>
+        <w:t xml:space="preserve">cardsPlayedToday </w:t>
+      </w:r>
+      <w:r>
+        <w:t>不變）。換日規則由</w:t>
+      </w:r>
+      <w:r>
+        <w:t xml:space="preserve"> </w:t>
+      </w:r>
+      <w:r>
+        <w:rPr>
+          <w:b/>
+          <w:bCs/>
+        </w:rPr>
+        <w:t xml:space="preserve">endsDay </w:t>
+      </w:r>
+      <w:r>
+        <w:rPr>
+          <w:b/>
+          <w:bCs/>
+        </w:rPr>
+        <w:t>欄位獨立控制：</w:t>
+      </w:r>
+    </w:p>
+    <w:p>
+      <w:r>
+        <w:t>・</w:t>
+      </w:r>
+      <w:r>
+        <w:t>endsDay = TRUE</w:t>
+      </w:r>
+      <w:r>
+        <w:t>：選擇後呼叫</w:t>
+      </w:r>
+      <w:r>
+        <w:t xml:space="preserve"> advanceDay</w:t>
+      </w:r>
+      <w:r>
+        <w:t>，同步觸發年齡池切換檢查。</w:t>
+      </w:r>
+    </w:p>
+    <w:p>
+      <w:r>
+        <w:t>・</w:t>
+      </w:r>
+      <w:proofErr w:type="spellStart"/>
+      <w:r>
+        <w:t>endsDay</w:t>
+      </w:r>
+      <w:proofErr w:type="spellEnd"/>
+      <w:r>
+        <w:t xml:space="preserve"> = FALSE</w:t>
+      </w:r>
+      <w:r>
+        <w:t>：不換日，直接跳到下一</w:t>
+      </w:r>
+      <w:proofErr w:type="gramStart"/>
+      <w:r>
+        <w:t>張鏈內牌</w:t>
+      </w:r>
+      <w:proofErr w:type="gramEnd"/>
+      <w:r>
+        <w:t>。</w:t>
+      </w:r>
+    </w:p>
+    <w:p>
+      <w:pPr>
+        <w:rPr>
+          <w:rFonts w:hint="eastAsia"/>
+        </w:rPr>
+      </w:pPr>
+    </w:p>
+    <w:p>
+      <w:r>
+        <w:rPr>
+          <w:b/>
+          <w:bCs/>
+        </w:rPr>
+        <w:t>夢境卡觸發規則：</w:t>
+      </w:r>
+      <w:r>
+        <w:t xml:space="preserve">Entropy </w:t>
+      </w:r>
+      <w:r>
+        <w:t>達</w:t>
+      </w:r>
+      <w:r>
+        <w:t xml:space="preserve"> 100 </w:t>
+      </w:r>
+      <w:r>
+        <w:t>時</w:t>
+      </w:r>
+      <w:proofErr w:type="gramStart"/>
+      <w:r>
+        <w:t>不在鏈內立即</w:t>
+      </w:r>
+      <w:proofErr w:type="gramEnd"/>
+      <w:r>
+        <w:t>觸發，等</w:t>
+      </w:r>
+      <w:proofErr w:type="gramStart"/>
+      <w:r>
+        <w:t>整條鏈結束</w:t>
+      </w:r>
+      <w:proofErr w:type="gramEnd"/>
+      <w:r>
+        <w:t>後才插入夢境卡序列（詳見</w:t>
+      </w:r>
+      <w:r>
+        <w:t xml:space="preserve"> 2-5</w:t>
+      </w:r>
+      <w:r>
+        <w:t>）。</w:t>
+      </w:r>
+    </w:p>
+    <w:p>
+      <w:pPr>
+        <w:pStyle w:val="2"/>
+      </w:pPr>
+      <w:r>
+        <w:t>11-5 鏈結束後的行為</w:t>
+      </w:r>
+    </w:p>
+    <w:p>
+      <w:r>
+        <w:t>當某個方向的</w:t>
+      </w:r>
+      <w:r>
+        <w:t xml:space="preserve"> next </w:t>
+      </w:r>
+      <w:r>
+        <w:t>為空時，鏈正式結束（</w:t>
+      </w:r>
+      <w:r>
+        <w:t xml:space="preserve">storyChain </w:t>
+      </w:r>
+      <w:r>
+        <w:t>設為</w:t>
+      </w:r>
+      <w:r>
+        <w:t xml:space="preserve"> null</w:t>
+      </w:r>
+      <w:r>
+        <w:t>）。系統從主牌池</w:t>
+      </w:r>
+      <w:r>
+        <w:t xml:space="preserve"> mainQueue </w:t>
+      </w:r>
+      <w:r>
+        <w:t>拉下一張普通牌並顯示，同時計入今日牌數（</w:t>
+      </w:r>
+      <w:r>
+        <w:t>cardsPlayedToday + 1</w:t>
+      </w:r>
+      <w:r>
+        <w:t>）。若此時</w:t>
+      </w:r>
+      <w:r>
+        <w:t xml:space="preserve"> endsDay = TRUE</w:t>
+      </w:r>
+      <w:r>
+        <w:t>，則在拉牌前先呼叫</w:t>
+      </w:r>
+      <w:r>
+        <w:t xml:space="preserve"> startNewDay </w:t>
+      </w:r>
+      <w:r>
+        <w:t>重置當日計數。</w:t>
+      </w:r>
+    </w:p>
+    <w:p>
+      <w:pPr>
+        <w:pStyle w:val="2"/>
+      </w:pPr>
+      <w:r>
+        <w:t>11-6 Excel 管理格式</w:t>
+      </w:r>
+    </w:p>
+    <w:p>
+      <w:r>
+        <w:t>故事鏈牌存放於「卡牌資料</w:t>
+      </w:r>
+      <w:r>
+        <w:t>.xlsx</w:t>
+      </w:r>
+      <w:r>
+        <w:t>」的「故事鏈牌」</w:t>
+      </w:r>
+      <w:r>
+        <w:t>sheet</w:t>
+      </w:r>
+      <w:r>
+        <w:t>，欄位如下：</w:t>
+      </w:r>
+    </w:p>
+    <w:tbl>
+      <w:tblPr>
+        <w:tblW w:w="9026" w:type="dxa"/>
+        <w:tblBorders>
+          <w:top w:val="single" w:sz="4" w:space="0" w:color="auto"/>
+          <w:left w:val="single" w:sz="4" w:space="0" w:color="auto"/>
+          <w:bottom w:val="single" w:sz="4" w:space="0" w:color="auto"/>
+          <w:right w:val="single" w:sz="4" w:space="0" w:color="auto"/>
+          <w:insideH w:val="single" w:sz="4" w:space="0" w:color="auto"/>
+          <w:insideV w:val="single" w:sz="4" w:space="0" w:color="auto"/>
+        </w:tblBorders>
+        <w:tblCellMar>
+          <w:left w:w="10" w:type="dxa"/>
+          <w:right w:w="10" w:type="dxa"/>
+        </w:tblCellMar>
+        <w:tblLook w:val="0000" w:firstRow="0" w:lastRow="0" w:firstColumn="0" w:lastColumn="0" w:noHBand="0" w:noVBand="0"/>
+      </w:tblPr>
+      <w:tblGrid>
+        <w:gridCol w:w="2500"/>
+        <w:gridCol w:w="6526"/>
+      </w:tblGrid>
+      <w:tr>
+        <w:tc>
+          <w:tcPr>
+            <w:tcW w:w="2500" w:type="dxa"/>
+            <w:tcBorders>
+              <w:top w:val="single" w:sz="1" w:space="0" w:color="CCCCCC"/>
+              <w:left w:val="single" w:sz="1" w:space="0" w:color="CCCCCC"/>
+              <w:bottom w:val="single" w:sz="1" w:space="0" w:color="CCCCCC"/>
+              <w:right w:val="single" w:sz="1" w:space="0" w:color="CCCCCC"/>
+            </w:tcBorders>
+            <w:shd w:val="clear" w:color="auto" w:fill="2C3E6B"/>
+            <w:tcMar>
+              <w:top w:w="80" w:type="dxa"/>
+              <w:left w:w="120" w:type="dxa"/>
+              <w:bottom w:w="80" w:type="dxa"/>
+              <w:right w:w="120" w:type="dxa"/>
+            </w:tcMar>
+          </w:tcPr>
+          <w:p>
+            <w:r>
+              <w:rPr>
+                <w:b/>
+                <w:bCs/>
+                <w:color w:val="FFFFFF"/>
+              </w:rPr>
+              <w:t>欄位</w:t>
+            </w:r>
+          </w:p>
+        </w:tc>
+        <w:tc>
+          <w:tcPr>
+            <w:tcW w:w="6526" w:type="dxa"/>
+            <w:tcBorders>
+              <w:top w:val="single" w:sz="1" w:space="0" w:color="CCCCCC"/>
+              <w:left w:val="single" w:sz="1" w:space="0" w:color="CCCCCC"/>
+              <w:bottom w:val="single" w:sz="1" w:space="0" w:color="CCCCCC"/>
+              <w:right w:val="single" w:sz="1" w:space="0" w:color="CCCCCC"/>
+            </w:tcBorders>
+            <w:shd w:val="clear" w:color="auto" w:fill="2C3E6B"/>
+            <w:tcMar>
+              <w:top w:w="80" w:type="dxa"/>
+              <w:left w:w="120" w:type="dxa"/>
+              <w:bottom w:w="80" w:type="dxa"/>
+              <w:right w:w="120" w:type="dxa"/>
+            </w:tcMar>
+          </w:tcPr>
+          <w:p>
+            <w:r>
+              <w:rPr>
+                <w:b/>
+                <w:bCs/>
+                <w:color w:val="FFFFFF"/>
+              </w:rPr>
+              <w:t>說明</w:t>
+            </w:r>
+          </w:p>
+        </w:tc>
+      </w:tr>
+      <w:tr>
+        <w:tc>
+          <w:tcPr>
+            <w:tcW w:w="2500" w:type="dxa"/>
+            <w:tcBorders>
+              <w:top w:val="single" w:sz="1" w:space="0" w:color="CCCCCC"/>
+              <w:left w:val="single" w:sz="1" w:space="0" w:color="CCCCCC"/>
+              <w:bottom w:val="single" w:sz="1" w:space="0" w:color="CCCCCC"/>
+              <w:right w:val="single" w:sz="1" w:space="0" w:color="CCCCCC"/>
+            </w:tcBorders>
+            <w:shd w:val="clear" w:color="auto" w:fill="FFFFFF"/>
+            <w:tcMar>
+              <w:top w:w="80" w:type="dxa"/>
+              <w:left w:w="120" w:type="dxa"/>
+              <w:bottom w:w="80" w:type="dxa"/>
+              <w:right w:w="120" w:type="dxa"/>
+            </w:tcMar>
+          </w:tcPr>
+          <w:p>
+            <w:r>
+              <w:rPr>
+                <w:color w:val="000000"/>
+              </w:rPr>
+              <w:t>鏈</w:t>
+            </w:r>
+            <w:r>
+              <w:rPr>
+                <w:color w:val="000000"/>
+              </w:rPr>
+              <w:t>ID</w:t>
+            </w:r>
+          </w:p>
+        </w:tc>
+        <w:tc>
+          <w:tcPr>
+            <w:tcW w:w="6526" w:type="dxa"/>
+            <w:tcBorders>
+              <w:top w:val="single" w:sz="1" w:space="0" w:color="CCCCCC"/>
+              <w:left w:val="single" w:sz="1" w:space="0" w:color="CCCCCC"/>
+              <w:bottom w:val="single" w:sz="1" w:space="0" w:color="CCCCCC"/>
+              <w:right w:val="single" w:sz="1" w:space="0" w:color="CCCCCC"/>
+            </w:tcBorders>
+            <w:shd w:val="clear" w:color="auto" w:fill="FFFFFF"/>
+            <w:tcMar>
+              <w:top w:w="80" w:type="dxa"/>
+              <w:left w:w="120" w:type="dxa"/>
+              <w:bottom w:w="80" w:type="dxa"/>
+              <w:right w:w="120" w:type="dxa"/>
+            </w:tcMar>
+          </w:tcPr>
+          <w:p>
+            <w:r>
+              <w:rPr>
+                <w:color w:val="000000"/>
+              </w:rPr>
+              <w:t>同一條鏈的所有牌填相同值（僅作分組識別，不影響程式邏輯）</w:t>
+            </w:r>
+          </w:p>
+        </w:tc>
+      </w:tr>
+      <w:tr>
+        <w:tc>
+          <w:tcPr>
+            <w:tcW w:w="2500" w:type="dxa"/>
+            <w:tcBorders>
+              <w:top w:val="single" w:sz="1" w:space="0" w:color="CCCCCC"/>
+              <w:left w:val="single" w:sz="1" w:space="0" w:color="CCCCCC"/>
+              <w:bottom w:val="single" w:sz="1" w:space="0" w:color="CCCCCC"/>
+              <w:right w:val="single" w:sz="1" w:space="0" w:color="CCCCCC"/>
+            </w:tcBorders>
+            <w:shd w:val="clear" w:color="auto" w:fill="FFFFFF"/>
+            <w:tcMar>
+              <w:top w:w="80" w:type="dxa"/>
+              <w:left w:w="120" w:type="dxa"/>
+              <w:bottom w:w="80" w:type="dxa"/>
+              <w:right w:w="120" w:type="dxa"/>
+            </w:tcMar>
+          </w:tcPr>
+          <w:p>
+            <w:r>
+              <w:rPr>
+                <w:color w:val="000000"/>
+              </w:rPr>
+              <w:t>卡</w:t>
+            </w:r>
+            <w:r>
+              <w:rPr>
+                <w:color w:val="000000"/>
+              </w:rPr>
+              <w:t>ID</w:t>
+            </w:r>
+          </w:p>
+        </w:tc>
+        <w:tc>
+          <w:tcPr>
+            <w:tcW w:w="6526" w:type="dxa"/>
+            <w:tcBorders>
+              <w:top w:val="single" w:sz="1" w:space="0" w:color="CCCCCC"/>
+              <w:left w:val="single" w:sz="1" w:space="0" w:color="CCCCCC"/>
+              <w:bottom w:val="single" w:sz="1" w:space="0" w:color="CCCCCC"/>
+              <w:right w:val="single" w:sz="1" w:space="0" w:color="CCCCCC"/>
+            </w:tcBorders>
+            <w:shd w:val="clear" w:color="auto" w:fill="FFFFFF"/>
+            <w:tcMar>
+              <w:top w:w="80" w:type="dxa"/>
+              <w:left w:w="120" w:type="dxa"/>
+              <w:bottom w:w="80" w:type="dxa"/>
+              <w:right w:w="120" w:type="dxa"/>
+            </w:tcMar>
+          </w:tcPr>
+          <w:p>
+            <w:r>
+              <w:rPr>
+                <w:color w:val="000000"/>
+              </w:rPr>
+              <w:t>此牌的唯一</w:t>
+            </w:r>
+            <w:r>
+              <w:rPr>
+                <w:color w:val="000000"/>
+              </w:rPr>
+              <w:t xml:space="preserve"> ID</w:t>
+            </w:r>
+            <w:r>
+              <w:rPr>
+                <w:color w:val="000000"/>
+              </w:rPr>
+              <w:t>（如</w:t>
+            </w:r>
+            <w:r>
+              <w:rPr>
+                <w:color w:val="000000"/>
+              </w:rPr>
+              <w:t xml:space="preserve"> sc_001</w:t>
+            </w:r>
+            <w:r>
+              <w:rPr>
+                <w:color w:val="000000"/>
+              </w:rPr>
+              <w:t>）；同一張牌的後續方向行留空</w:t>
+            </w:r>
+          </w:p>
+        </w:tc>
+      </w:tr>
+      <w:tr>
+        <w:tc>
+          <w:tcPr>
+            <w:tcW w:w="2500" w:type="dxa"/>
+            <w:tcBorders>
+              <w:top w:val="single" w:sz="1" w:space="0" w:color="CCCCCC"/>
+              <w:left w:val="single" w:sz="1" w:space="0" w:color="CCCCCC"/>
+              <w:bottom w:val="single" w:sz="1" w:space="0" w:color="CCCCCC"/>
+              <w:right w:val="single" w:sz="1" w:space="0" w:color="CCCCCC"/>
+            </w:tcBorders>
+            <w:shd w:val="clear" w:color="auto" w:fill="FFFFFF"/>
+            <w:tcMar>
+              <w:top w:w="80" w:type="dxa"/>
+              <w:left w:w="120" w:type="dxa"/>
+              <w:bottom w:w="80" w:type="dxa"/>
+              <w:right w:w="120" w:type="dxa"/>
+            </w:tcMar>
+          </w:tcPr>
+          <w:p>
+            <w:r>
+              <w:rPr>
+                <w:color w:val="000000"/>
+              </w:rPr>
+              <w:t>情境</w:t>
+            </w:r>
+          </w:p>
+        </w:tc>
+        <w:tc>
+          <w:tcPr>
+            <w:tcW w:w="6526" w:type="dxa"/>
+            <w:tcBorders>
+              <w:top w:val="single" w:sz="1" w:space="0" w:color="CCCCCC"/>
+              <w:left w:val="single" w:sz="1" w:space="0" w:color="CCCCCC"/>
+              <w:bottom w:val="single" w:sz="1" w:space="0" w:color="CCCCCC"/>
+              <w:right w:val="single" w:sz="1" w:space="0" w:color="CCCCCC"/>
+            </w:tcBorders>
+            <w:shd w:val="clear" w:color="auto" w:fill="FFFFFF"/>
+            <w:tcMar>
+              <w:top w:w="80" w:type="dxa"/>
+              <w:left w:w="120" w:type="dxa"/>
+              <w:bottom w:w="80" w:type="dxa"/>
+              <w:right w:w="120" w:type="dxa"/>
+            </w:tcMar>
+          </w:tcPr>
+          <w:p>
+            <w:r>
+              <w:rPr>
+                <w:color w:val="000000"/>
+              </w:rPr>
+              <w:t>顯示給玩家的情境文字；同一張牌的後續方向行留空</w:t>
+            </w:r>
+          </w:p>
+        </w:tc>
+      </w:tr>
+      <w:tr>
+        <w:tc>
+          <w:tcPr>
+            <w:tcW w:w="2500" w:type="dxa"/>
+            <w:tcBorders>
+              <w:top w:val="single" w:sz="1" w:space="0" w:color="CCCCCC"/>
+              <w:left w:val="single" w:sz="1" w:space="0" w:color="CCCCCC"/>
+              <w:bottom w:val="single" w:sz="1" w:space="0" w:color="CCCCCC"/>
+              <w:right w:val="single" w:sz="1" w:space="0" w:color="CCCCCC"/>
+            </w:tcBorders>
+            <w:shd w:val="clear" w:color="auto" w:fill="FFFFFF"/>
+            <w:tcMar>
+              <w:top w:w="80" w:type="dxa"/>
+              <w:left w:w="120" w:type="dxa"/>
+              <w:bottom w:w="80" w:type="dxa"/>
+              <w:right w:w="120" w:type="dxa"/>
+            </w:tcMar>
+          </w:tcPr>
+          <w:p>
+            <w:r>
+              <w:rPr>
+                <w:color w:val="000000"/>
+              </w:rPr>
+              <w:t>方向</w:t>
+            </w:r>
+          </w:p>
+        </w:tc>
+        <w:tc>
+          <w:tcPr>
+            <w:tcW w:w="6526" w:type="dxa"/>
+            <w:tcBorders>
+              <w:top w:val="single" w:sz="1" w:space="0" w:color="CCCCCC"/>
+              <w:left w:val="single" w:sz="1" w:space="0" w:color="CCCCCC"/>
+              <w:bottom w:val="single" w:sz="1" w:space="0" w:color="CCCCCC"/>
+              <w:right w:val="single" w:sz="1" w:space="0" w:color="CCCCCC"/>
+            </w:tcBorders>
+            <w:shd w:val="clear" w:color="auto" w:fill="FFFFFF"/>
+            <w:tcMar>
+              <w:top w:w="80" w:type="dxa"/>
+              <w:left w:w="120" w:type="dxa"/>
+              <w:bottom w:w="80" w:type="dxa"/>
+              <w:right w:w="120" w:type="dxa"/>
+            </w:tcMar>
+          </w:tcPr>
+          <w:p>
+            <w:r>
+              <w:rPr>
+                <w:color w:val="000000"/>
+              </w:rPr>
+              <w:t>上</w:t>
+            </w:r>
+            <w:r>
+              <w:rPr>
+                <w:color w:val="000000"/>
+              </w:rPr>
+              <w:t>/</w:t>
+            </w:r>
+            <w:r>
+              <w:rPr>
+                <w:color w:val="000000"/>
+              </w:rPr>
+              <w:t>下</w:t>
+            </w:r>
+            <w:r>
+              <w:rPr>
+                <w:color w:val="000000"/>
+              </w:rPr>
+              <w:t>/</w:t>
+            </w:r>
+            <w:r>
+              <w:rPr>
+                <w:color w:val="000000"/>
+              </w:rPr>
+              <w:t>左</w:t>
+            </w:r>
+            <w:r>
+              <w:rPr>
+                <w:color w:val="000000"/>
+              </w:rPr>
+              <w:t>/</w:t>
+            </w:r>
+            <w:r>
+              <w:rPr>
+                <w:color w:val="000000"/>
+              </w:rPr>
+              <w:t>右</w:t>
+            </w:r>
+          </w:p>
+        </w:tc>
+      </w:tr>
+      <w:tr>
+        <w:tc>
+          <w:tcPr>
+            <w:tcW w:w="2500" w:type="dxa"/>
+            <w:tcBorders>
+              <w:top w:val="single" w:sz="1" w:space="0" w:color="CCCCCC"/>
+              <w:left w:val="single" w:sz="1" w:space="0" w:color="CCCCCC"/>
+              <w:bottom w:val="single" w:sz="1" w:space="0" w:color="CCCCCC"/>
+              <w:right w:val="single" w:sz="1" w:space="0" w:color="CCCCCC"/>
+            </w:tcBorders>
+            <w:shd w:val="clear" w:color="auto" w:fill="FFFFFF"/>
+            <w:tcMar>
+              <w:top w:w="80" w:type="dxa"/>
+              <w:left w:w="120" w:type="dxa"/>
+              <w:bottom w:w="80" w:type="dxa"/>
+              <w:right w:w="120" w:type="dxa"/>
+            </w:tcMar>
+          </w:tcPr>
+          <w:p>
+            <w:r>
+              <w:rPr>
+                <w:color w:val="000000"/>
+              </w:rPr>
+              <w:t>選項文字</w:t>
+            </w:r>
+          </w:p>
+        </w:tc>
+        <w:tc>
+          <w:tcPr>
+            <w:tcW w:w="6526" w:type="dxa"/>
+            <w:tcBorders>
+              <w:top w:val="single" w:sz="1" w:space="0" w:color="CCCCCC"/>
+              <w:left w:val="single" w:sz="1" w:space="0" w:color="CCCCCC"/>
+              <w:bottom w:val="single" w:sz="1" w:space="0" w:color="CCCCCC"/>
+              <w:right w:val="single" w:sz="1" w:space="0" w:color="CCCCCC"/>
+            </w:tcBorders>
+            <w:shd w:val="clear" w:color="auto" w:fill="FFFFFF"/>
+            <w:tcMar>
+              <w:top w:w="80" w:type="dxa"/>
+              <w:left w:w="120" w:type="dxa"/>
+              <w:bottom w:w="80" w:type="dxa"/>
+              <w:right w:w="120" w:type="dxa"/>
+            </w:tcMar>
+          </w:tcPr>
+          <w:p>
+            <w:r>
+              <w:rPr>
+                <w:color w:val="000000"/>
+              </w:rPr>
+              <w:t>該方向的選項說明</w:t>
+            </w:r>
+          </w:p>
+        </w:tc>
+      </w:tr>
+      <w:tr>
+        <w:tc>
+          <w:tcPr>
+            <w:tcW w:w="2500" w:type="dxa"/>
+            <w:tcBorders>
+              <w:top w:val="single" w:sz="1" w:space="0" w:color="CCCCCC"/>
+              <w:left w:val="single" w:sz="1" w:space="0" w:color="CCCCCC"/>
+              <w:bottom w:val="single" w:sz="1" w:space="0" w:color="CCCCCC"/>
+              <w:right w:val="single" w:sz="1" w:space="0" w:color="CCCCCC"/>
+            </w:tcBorders>
+            <w:shd w:val="clear" w:color="auto" w:fill="FFFFFF"/>
+            <w:tcMar>
+              <w:top w:w="80" w:type="dxa"/>
+              <w:left w:w="120" w:type="dxa"/>
+              <w:bottom w:w="80" w:type="dxa"/>
+              <w:right w:w="120" w:type="dxa"/>
+            </w:tcMar>
+          </w:tcPr>
+          <w:p>
+            <w:r>
+              <w:rPr>
+                <w:color w:val="000000"/>
+              </w:rPr>
+              <w:t>下一張</w:t>
+            </w:r>
+          </w:p>
+        </w:tc>
+        <w:tc>
+          <w:tcPr>
+            <w:tcW w:w="6526" w:type="dxa"/>
+            <w:tcBorders>
+              <w:top w:val="single" w:sz="1" w:space="0" w:color="CCCCCC"/>
+              <w:left w:val="single" w:sz="1" w:space="0" w:color="CCCCCC"/>
+              <w:bottom w:val="single" w:sz="1" w:space="0" w:color="CCCCCC"/>
+              <w:right w:val="single" w:sz="1" w:space="0" w:color="CCCCCC"/>
+            </w:tcBorders>
+            <w:shd w:val="clear" w:color="auto" w:fill="FFFFFF"/>
+            <w:tcMar>
+              <w:top w:w="80" w:type="dxa"/>
+              <w:left w:w="120" w:type="dxa"/>
+              <w:bottom w:w="80" w:type="dxa"/>
+              <w:right w:w="120" w:type="dxa"/>
+            </w:tcMar>
+          </w:tcPr>
+          <w:p>
+            <w:r>
+              <w:rPr>
+                <w:color w:val="000000"/>
+              </w:rPr>
+              <w:t>跳往的下一張卡</w:t>
+            </w:r>
+            <w:r>
+              <w:rPr>
+                <w:color w:val="000000"/>
+              </w:rPr>
+              <w:t>ID</w:t>
+            </w:r>
+            <w:r>
+              <w:rPr>
+                <w:color w:val="000000"/>
+              </w:rPr>
+              <w:t>；空白</w:t>
+            </w:r>
+            <w:r>
+              <w:rPr>
+                <w:color w:val="000000"/>
+              </w:rPr>
+              <w:t xml:space="preserve"> = </w:t>
+            </w:r>
+            <w:r>
+              <w:rPr>
+                <w:color w:val="000000"/>
+              </w:rPr>
+              <w:t>鏈結束</w:t>
+            </w:r>
+          </w:p>
+        </w:tc>
+      </w:tr>
+      <w:tr>
+        <w:tc>
+          <w:tcPr>
+            <w:tcW w:w="2500" w:type="dxa"/>
+            <w:tcBorders>
+              <w:top w:val="single" w:sz="1" w:space="0" w:color="CCCCCC"/>
+              <w:left w:val="single" w:sz="1" w:space="0" w:color="CCCCCC"/>
+              <w:bottom w:val="single" w:sz="1" w:space="0" w:color="CCCCCC"/>
+              <w:right w:val="single" w:sz="1" w:space="0" w:color="CCCCCC"/>
+            </w:tcBorders>
+            <w:shd w:val="clear" w:color="auto" w:fill="FFFFFF"/>
+            <w:tcMar>
+              <w:top w:w="80" w:type="dxa"/>
+              <w:left w:w="120" w:type="dxa"/>
+              <w:bottom w:w="80" w:type="dxa"/>
+              <w:right w:w="120" w:type="dxa"/>
+            </w:tcMar>
+          </w:tcPr>
+          <w:p>
+            <w:r>
+              <w:rPr>
+                <w:color w:val="000000"/>
+              </w:rPr>
+              <w:t>結束今日</w:t>
+            </w:r>
+          </w:p>
+        </w:tc>
+        <w:tc>
+          <w:tcPr>
+            <w:tcW w:w="6526" w:type="dxa"/>
+            <w:tcBorders>
+              <w:top w:val="single" w:sz="1" w:space="0" w:color="CCCCCC"/>
+              <w:left w:val="single" w:sz="1" w:space="0" w:color="CCCCCC"/>
+              <w:bottom w:val="single" w:sz="1" w:space="0" w:color="CCCCCC"/>
+              <w:right w:val="single" w:sz="1" w:space="0" w:color="CCCCCC"/>
+            </w:tcBorders>
+            <w:shd w:val="clear" w:color="auto" w:fill="FFFFFF"/>
+            <w:tcMar>
+              <w:top w:w="80" w:type="dxa"/>
+              <w:left w:w="120" w:type="dxa"/>
+              <w:bottom w:w="80" w:type="dxa"/>
+              <w:right w:w="120" w:type="dxa"/>
+            </w:tcMar>
+          </w:tcPr>
+          <w:p>
+            <w:r>
+              <w:rPr>
+                <w:color w:val="000000"/>
+              </w:rPr>
+              <w:t>TRUE / FALSE</w:t>
+            </w:r>
+          </w:p>
+        </w:tc>
+      </w:tr>
+      <w:tr>
+        <w:tc>
+          <w:tcPr>
+            <w:tcW w:w="2500" w:type="dxa"/>
+            <w:tcBorders>
+              <w:top w:val="single" w:sz="1" w:space="0" w:color="CCCCCC"/>
+              <w:left w:val="single" w:sz="1" w:space="0" w:color="CCCCCC"/>
+              <w:bottom w:val="single" w:sz="1" w:space="0" w:color="CCCCCC"/>
+              <w:right w:val="single" w:sz="1" w:space="0" w:color="CCCCCC"/>
+            </w:tcBorders>
+            <w:shd w:val="clear" w:color="auto" w:fill="FFFFFF"/>
+            <w:tcMar>
+              <w:top w:w="80" w:type="dxa"/>
+              <w:left w:w="120" w:type="dxa"/>
+              <w:bottom w:w="80" w:type="dxa"/>
+              <w:right w:w="120" w:type="dxa"/>
+            </w:tcMar>
+          </w:tcPr>
+          <w:p>
+            <w:r>
+              <w:rPr>
+                <w:color w:val="000000"/>
+              </w:rPr>
+              <w:t>效果欄</w:t>
+            </w:r>
+          </w:p>
+        </w:tc>
+        <w:tc>
+          <w:tcPr>
+            <w:tcW w:w="6526" w:type="dxa"/>
+            <w:tcBorders>
+              <w:top w:val="single" w:sz="1" w:space="0" w:color="CCCCCC"/>
+              <w:left w:val="single" w:sz="1" w:space="0" w:color="CCCCCC"/>
+              <w:bottom w:val="single" w:sz="1" w:space="0" w:color="CCCCCC"/>
+              <w:right w:val="single" w:sz="1" w:space="0" w:color="CCCCCC"/>
+            </w:tcBorders>
+            <w:shd w:val="clear" w:color="auto" w:fill="FFFFFF"/>
+            <w:tcMar>
+              <w:top w:w="80" w:type="dxa"/>
+              <w:left w:w="120" w:type="dxa"/>
+              <w:bottom w:w="80" w:type="dxa"/>
+              <w:right w:w="120" w:type="dxa"/>
+            </w:tcMar>
+          </w:tcPr>
+          <w:p>
+            <w:r>
+              <w:rPr>
+                <w:color w:val="000000"/>
+              </w:rPr>
+              <w:t>聲望～靈魂完整度（格式同普通牌卡資料）</w:t>
+            </w:r>
+          </w:p>
+        </w:tc>
+      </w:tr>
+    </w:tbl>
+    <w:p>
+      <w:r>
+        <w:lastRenderedPageBreak/>
+        <w:t>匯入腳本：</w:t>
+      </w:r>
+      <w:r>
+        <w:t>import_story_chain.py</w:t>
+      </w:r>
+      <w:r>
+        <w:t>，輸出至</w:t>
+      </w:r>
+      <w:r>
+        <w:t xml:space="preserve"> story_chain_cards.json</w:t>
+      </w:r>
+      <w:r>
+        <w:t>。普通牌觸發設定：在「卡牌資料」</w:t>
+      </w:r>
+      <w:r>
+        <w:t xml:space="preserve">sheet </w:t>
+      </w:r>
+      <w:r>
+        <w:t>的「後續事件」欄填入起始卡</w:t>
+      </w:r>
+      <w:r>
+        <w:t>ID</w:t>
+      </w:r>
+      <w:r>
+        <w:t>，由</w:t>
+      </w:r>
+      <w:r>
+        <w:t xml:space="preserve"> import_cards.py </w:t>
+      </w:r>
+      <w:r>
+        <w:t>轉換為</w:t>
+      </w:r>
+      <w:r>
+        <w:t xml:space="preserve"> storyChainStart </w:t>
+      </w:r>
+      <w:r>
+        <w:t>欄位。</w:t>
       </w:r>
     </w:p>
     <w:sectPr>
